--- a/Tóm tắt paper.docx
+++ b/Tóm tắt paper.docx
@@ -5,6 +5,7 @@
     <w:p>
       <w:pPr>
         <w:rPr>
+          <w:rFonts w:ascii="Times New Roman" w:hAnsi="Times New Roman" w:cs="Times New Roman"/>
           <w:b/>
           <w:sz w:val="40"/>
           <w:szCs w:val="40"/>
@@ -13,6 +14,7 @@
       <w:proofErr w:type="spellStart"/>
       <w:r>
         <w:rPr>
+          <w:rFonts w:ascii="Times New Roman" w:hAnsi="Times New Roman" w:cs="Times New Roman"/>
           <w:b/>
           <w:sz w:val="40"/>
           <w:szCs w:val="40"/>
@@ -22,6 +24,7 @@
       <w:proofErr w:type="spellEnd"/>
       <w:r>
         <w:rPr>
+          <w:rFonts w:ascii="Times New Roman" w:hAnsi="Times New Roman" w:cs="Times New Roman"/>
           <w:b/>
           <w:sz w:val="40"/>
           <w:szCs w:val="40"/>
@@ -49,7 +52,7 @@
           <w:p>
             <w:pPr>
               <w:rPr>
-                <w:rFonts w:ascii="Arial" w:hAnsi="Arial" w:cs="Arial"/>
+                <w:rFonts w:ascii="Times New Roman" w:hAnsi="Times New Roman" w:cs="Times New Roman"/>
                 <w:color w:val="0A0A0A"/>
                 <w:sz w:val="24"/>
                 <w:szCs w:val="24"/>
@@ -65,6 +68,7 @@
           <w:p>
             <w:pPr>
               <w:rPr>
+                <w:rFonts w:ascii="Times New Roman" w:hAnsi="Times New Roman" w:cs="Times New Roman"/>
                 <w:b/>
                 <w:sz w:val="24"/>
                 <w:szCs w:val="24"/>
@@ -72,7 +76,7 @@
             </w:pPr>
             <w:r>
               <w:rPr>
-                <w:rFonts w:ascii="Arial" w:hAnsi="Arial" w:cs="Arial"/>
+                <w:rFonts w:ascii="Times New Roman" w:hAnsi="Times New Roman" w:cs="Times New Roman"/>
                 <w:b/>
                 <w:color w:val="0A0A0A"/>
                 <w:sz w:val="24"/>
@@ -90,7 +94,7 @@
           <w:p>
             <w:pPr>
               <w:rPr>
-                <w:rFonts w:ascii="Arial" w:hAnsi="Arial" w:cs="Arial"/>
+                <w:rFonts w:ascii="Times New Roman" w:hAnsi="Times New Roman" w:cs="Times New Roman"/>
                 <w:b/>
                 <w:sz w:val="24"/>
                 <w:szCs w:val="24"/>
@@ -98,7 +102,7 @@
             </w:pPr>
             <w:r>
               <w:rPr>
-                <w:rFonts w:ascii="Arial" w:hAnsi="Arial" w:cs="Arial"/>
+                <w:rFonts w:ascii="Times New Roman" w:hAnsi="Times New Roman" w:cs="Times New Roman"/>
                 <w:b/>
                 <w:sz w:val="24"/>
                 <w:szCs w:val="24"/>
@@ -116,6 +120,7 @@
           <w:p>
             <w:pPr>
               <w:rPr>
+                <w:rFonts w:ascii="Times New Roman" w:hAnsi="Times New Roman" w:cs="Times New Roman"/>
                 <w:b/>
                 <w:sz w:val="24"/>
                 <w:szCs w:val="24"/>
@@ -124,6 +129,7 @@
             <w:proofErr w:type="spellStart"/>
             <w:r>
               <w:rPr>
+                <w:rFonts w:ascii="Times New Roman" w:hAnsi="Times New Roman" w:cs="Times New Roman"/>
                 <w:b/>
                 <w:sz w:val="24"/>
                 <w:szCs w:val="24"/>
@@ -133,6 +139,7 @@
             <w:proofErr w:type="spellEnd"/>
             <w:r>
               <w:rPr>
+                <w:rFonts w:ascii="Times New Roman" w:hAnsi="Times New Roman" w:cs="Times New Roman"/>
                 <w:b/>
                 <w:sz w:val="24"/>
                 <w:szCs w:val="24"/>
@@ -142,6 +149,7 @@
             <w:proofErr w:type="spellStart"/>
             <w:r>
               <w:rPr>
+                <w:rFonts w:ascii="Times New Roman" w:hAnsi="Times New Roman" w:cs="Times New Roman"/>
                 <w:b/>
                 <w:sz w:val="24"/>
                 <w:szCs w:val="24"/>
@@ -151,6 +159,7 @@
             <w:proofErr w:type="spellEnd"/>
             <w:r>
               <w:rPr>
+                <w:rFonts w:ascii="Times New Roman" w:hAnsi="Times New Roman" w:cs="Times New Roman"/>
                 <w:b/>
                 <w:sz w:val="24"/>
                 <w:szCs w:val="24"/>
@@ -160,6 +169,7 @@
             <w:proofErr w:type="spellStart"/>
             <w:r>
               <w:rPr>
+                <w:rFonts w:ascii="Times New Roman" w:hAnsi="Times New Roman" w:cs="Times New Roman"/>
                 <w:b/>
                 <w:sz w:val="24"/>
                 <w:szCs w:val="24"/>
@@ -176,6 +186,7 @@
           <w:p>
             <w:pPr>
               <w:rPr>
+                <w:rFonts w:ascii="Times New Roman" w:hAnsi="Times New Roman" w:cs="Times New Roman"/>
                 <w:sz w:val="24"/>
                 <w:szCs w:val="24"/>
               </w:rPr>
@@ -183,6 +194,7 @@
             <w:proofErr w:type="spellStart"/>
             <w:r>
               <w:rPr>
+                <w:rFonts w:ascii="Times New Roman" w:hAnsi="Times New Roman" w:cs="Times New Roman"/>
                 <w:sz w:val="24"/>
                 <w:szCs w:val="24"/>
               </w:rPr>
@@ -191,6 +203,7 @@
             <w:proofErr w:type="spellEnd"/>
             <w:r>
               <w:rPr>
+                <w:rFonts w:ascii="Times New Roman" w:hAnsi="Times New Roman" w:cs="Times New Roman"/>
                 <w:sz w:val="24"/>
                 <w:szCs w:val="24"/>
               </w:rPr>
@@ -199,6 +212,7 @@
             <w:proofErr w:type="spellStart"/>
             <w:r>
               <w:rPr>
+                <w:rFonts w:ascii="Times New Roman" w:hAnsi="Times New Roman" w:cs="Times New Roman"/>
                 <w:sz w:val="24"/>
                 <w:szCs w:val="24"/>
               </w:rPr>
@@ -214,6 +228,7 @@
           <w:p>
             <w:pPr>
               <w:rPr>
+                <w:rFonts w:ascii="Times New Roman" w:hAnsi="Times New Roman" w:cs="Times New Roman"/>
                 <w:sz w:val="24"/>
                 <w:szCs w:val="24"/>
               </w:rPr>
@@ -221,7 +236,7 @@
             <w:proofErr w:type="spellStart"/>
             <w:r>
               <w:rPr>
-                <w:rFonts w:ascii="Arial" w:hAnsi="Arial" w:cs="Arial"/>
+                <w:rFonts w:ascii="Times New Roman" w:hAnsi="Times New Roman" w:cs="Times New Roman"/>
                 <w:color w:val="0A0A0A"/>
                 <w:shd w:val="clear" w:color="auto" w:fill="FFFFFF"/>
               </w:rPr>
@@ -230,7 +245,7 @@
             <w:proofErr w:type="spellEnd"/>
             <w:r>
               <w:rPr>
-                <w:rFonts w:ascii="Arial" w:hAnsi="Arial" w:cs="Arial"/>
+                <w:rFonts w:ascii="Times New Roman" w:hAnsi="Times New Roman" w:cs="Times New Roman"/>
                 <w:color w:val="0A0A0A"/>
                 <w:shd w:val="clear" w:color="auto" w:fill="FFFFFF"/>
               </w:rPr>
@@ -239,7 +254,7 @@
             <w:proofErr w:type="spellStart"/>
             <w:r>
               <w:rPr>
-                <w:rFonts w:ascii="Arial" w:hAnsi="Arial" w:cs="Arial"/>
+                <w:rFonts w:ascii="Times New Roman" w:hAnsi="Times New Roman" w:cs="Times New Roman"/>
                 <w:color w:val="0A0A0A"/>
                 <w:shd w:val="clear" w:color="auto" w:fill="FFFFFF"/>
               </w:rPr>
@@ -248,7 +263,7 @@
             <w:proofErr w:type="spellEnd"/>
             <w:r>
               <w:rPr>
-                <w:rFonts w:ascii="Arial" w:hAnsi="Arial" w:cs="Arial"/>
+                <w:rFonts w:ascii="Times New Roman" w:hAnsi="Times New Roman" w:cs="Times New Roman"/>
                 <w:color w:val="0A0A0A"/>
                 <w:shd w:val="clear" w:color="auto" w:fill="FFFFFF"/>
               </w:rPr>
@@ -257,7 +272,7 @@
             <w:proofErr w:type="spellStart"/>
             <w:r>
               <w:rPr>
-                <w:rFonts w:ascii="Arial" w:hAnsi="Arial" w:cs="Arial"/>
+                <w:rFonts w:ascii="Times New Roman" w:hAnsi="Times New Roman" w:cs="Times New Roman"/>
                 <w:color w:val="0A0A0A"/>
                 <w:shd w:val="clear" w:color="auto" w:fill="FFFFFF"/>
               </w:rPr>
@@ -275,6 +290,7 @@
           <w:p>
             <w:pPr>
               <w:rPr>
+                <w:rFonts w:ascii="Times New Roman" w:hAnsi="Times New Roman" w:cs="Times New Roman"/>
                 <w:b/>
                 <w:sz w:val="24"/>
                 <w:szCs w:val="24"/>
@@ -284,7 +300,7 @@
             <w:r>
               <w:rPr>
                 <w:rStyle w:val="Strong"/>
-                <w:rFonts w:ascii="Arial" w:hAnsi="Arial" w:cs="Arial"/>
+                <w:rFonts w:ascii="Times New Roman" w:hAnsi="Times New Roman" w:cs="Times New Roman"/>
                 <w:color w:val="0A0A0A"/>
                 <w:shd w:val="clear" w:color="auto" w:fill="FFFFFF"/>
               </w:rPr>
@@ -294,7 +310,7 @@
             <w:r>
               <w:rPr>
                 <w:rStyle w:val="Strong"/>
-                <w:rFonts w:ascii="Arial" w:hAnsi="Arial" w:cs="Arial"/>
+                <w:rFonts w:ascii="Times New Roman" w:hAnsi="Times New Roman" w:cs="Times New Roman"/>
                 <w:color w:val="0A0A0A"/>
                 <w:shd w:val="clear" w:color="auto" w:fill="FFFFFF"/>
               </w:rPr>
@@ -304,7 +320,7 @@
             <w:r>
               <w:rPr>
                 <w:rStyle w:val="Strong"/>
-                <w:rFonts w:ascii="Arial" w:hAnsi="Arial" w:cs="Arial"/>
+                <w:rFonts w:ascii="Times New Roman" w:hAnsi="Times New Roman" w:cs="Times New Roman"/>
                 <w:color w:val="0A0A0A"/>
                 <w:shd w:val="clear" w:color="auto" w:fill="FFFFFF"/>
               </w:rPr>
@@ -314,7 +330,7 @@
             <w:r>
               <w:rPr>
                 <w:rStyle w:val="Strong"/>
-                <w:rFonts w:ascii="Arial" w:hAnsi="Arial" w:cs="Arial"/>
+                <w:rFonts w:ascii="Times New Roman" w:hAnsi="Times New Roman" w:cs="Times New Roman"/>
                 <w:color w:val="0A0A0A"/>
                 <w:shd w:val="clear" w:color="auto" w:fill="FFFFFF"/>
               </w:rPr>
@@ -324,7 +340,7 @@
             <w:r>
               <w:rPr>
                 <w:rStyle w:val="Strong"/>
-                <w:rFonts w:ascii="Arial" w:hAnsi="Arial" w:cs="Arial"/>
+                <w:rFonts w:ascii="Times New Roman" w:hAnsi="Times New Roman" w:cs="Times New Roman"/>
                 <w:color w:val="0A0A0A"/>
                 <w:shd w:val="clear" w:color="auto" w:fill="FFFFFF"/>
               </w:rPr>
@@ -341,6 +357,7 @@
             <w:pPr>
               <w:jc w:val="both"/>
               <w:rPr>
+                <w:rFonts w:ascii="Times New Roman" w:hAnsi="Times New Roman" w:cs="Times New Roman"/>
                 <w:sz w:val="24"/>
                 <w:szCs w:val="24"/>
               </w:rPr>
@@ -348,7 +365,7 @@
             <w:proofErr w:type="spellStart"/>
             <w:r>
               <w:rPr>
-                <w:rFonts w:ascii="Arial" w:hAnsi="Arial" w:cs="Arial"/>
+                <w:rFonts w:ascii="Times New Roman" w:hAnsi="Times New Roman" w:cs="Times New Roman"/>
                 <w:color w:val="0A0A0A"/>
                 <w:shd w:val="clear" w:color="auto" w:fill="FFFFFF"/>
               </w:rPr>
@@ -357,7 +374,7 @@
             <w:proofErr w:type="spellEnd"/>
             <w:r>
               <w:rPr>
-                <w:rFonts w:ascii="Arial" w:hAnsi="Arial" w:cs="Arial"/>
+                <w:rFonts w:ascii="Times New Roman" w:hAnsi="Times New Roman" w:cs="Times New Roman"/>
                 <w:color w:val="0A0A0A"/>
                 <w:shd w:val="clear" w:color="auto" w:fill="FFFFFF"/>
               </w:rPr>
@@ -366,7 +383,7 @@
             <w:proofErr w:type="spellStart"/>
             <w:r>
               <w:rPr>
-                <w:rFonts w:ascii="Arial" w:hAnsi="Arial" w:cs="Arial"/>
+                <w:rFonts w:ascii="Times New Roman" w:hAnsi="Times New Roman" w:cs="Times New Roman"/>
                 <w:color w:val="0A0A0A"/>
                 <w:shd w:val="clear" w:color="auto" w:fill="FFFFFF"/>
               </w:rPr>
@@ -375,7 +392,7 @@
             <w:proofErr w:type="spellEnd"/>
             <w:r>
               <w:rPr>
-                <w:rFonts w:ascii="Arial" w:hAnsi="Arial" w:cs="Arial"/>
+                <w:rFonts w:ascii="Times New Roman" w:hAnsi="Times New Roman" w:cs="Times New Roman"/>
                 <w:color w:val="0A0A0A"/>
                 <w:shd w:val="clear" w:color="auto" w:fill="FFFFFF"/>
               </w:rPr>
@@ -384,7 +401,7 @@
             <w:proofErr w:type="spellStart"/>
             <w:r>
               <w:rPr>
-                <w:rFonts w:ascii="Arial" w:hAnsi="Arial" w:cs="Arial"/>
+                <w:rFonts w:ascii="Times New Roman" w:hAnsi="Times New Roman" w:cs="Times New Roman"/>
                 <w:color w:val="0A0A0A"/>
                 <w:shd w:val="clear" w:color="auto" w:fill="FFFFFF"/>
               </w:rPr>
@@ -393,7 +410,7 @@
             <w:proofErr w:type="spellEnd"/>
             <w:r>
               <w:rPr>
-                <w:rFonts w:ascii="Arial" w:hAnsi="Arial" w:cs="Arial"/>
+                <w:rFonts w:ascii="Times New Roman" w:hAnsi="Times New Roman" w:cs="Times New Roman"/>
                 <w:color w:val="0A0A0A"/>
                 <w:shd w:val="clear" w:color="auto" w:fill="FFFFFF"/>
               </w:rPr>
@@ -402,7 +419,7 @@
             <w:proofErr w:type="spellStart"/>
             <w:r>
               <w:rPr>
-                <w:rFonts w:ascii="Arial" w:hAnsi="Arial" w:cs="Arial"/>
+                <w:rFonts w:ascii="Times New Roman" w:hAnsi="Times New Roman" w:cs="Times New Roman"/>
                 <w:color w:val="0A0A0A"/>
                 <w:shd w:val="clear" w:color="auto" w:fill="FFFFFF"/>
               </w:rPr>
@@ -411,7 +428,7 @@
             <w:proofErr w:type="spellEnd"/>
             <w:r>
               <w:rPr>
-                <w:rFonts w:ascii="Arial" w:hAnsi="Arial" w:cs="Arial"/>
+                <w:rFonts w:ascii="Times New Roman" w:hAnsi="Times New Roman" w:cs="Times New Roman"/>
                 <w:color w:val="0A0A0A"/>
                 <w:shd w:val="clear" w:color="auto" w:fill="FFFFFF"/>
               </w:rPr>
@@ -420,7 +437,7 @@
             <w:proofErr w:type="spellStart"/>
             <w:r>
               <w:rPr>
-                <w:rFonts w:ascii="Arial" w:hAnsi="Arial" w:cs="Arial"/>
+                <w:rFonts w:ascii="Times New Roman" w:hAnsi="Times New Roman" w:cs="Times New Roman"/>
                 <w:color w:val="0A0A0A"/>
                 <w:shd w:val="clear" w:color="auto" w:fill="FFFFFF"/>
               </w:rPr>
@@ -429,7 +446,7 @@
             <w:proofErr w:type="spellEnd"/>
             <w:r>
               <w:rPr>
-                <w:rFonts w:ascii="Arial" w:hAnsi="Arial" w:cs="Arial"/>
+                <w:rFonts w:ascii="Times New Roman" w:hAnsi="Times New Roman" w:cs="Times New Roman"/>
                 <w:color w:val="0A0A0A"/>
                 <w:shd w:val="clear" w:color="auto" w:fill="FFFFFF"/>
               </w:rPr>
@@ -438,7 +455,7 @@
             <w:proofErr w:type="spellStart"/>
             <w:r>
               <w:rPr>
-                <w:rFonts w:ascii="Arial" w:hAnsi="Arial" w:cs="Arial"/>
+                <w:rFonts w:ascii="Times New Roman" w:hAnsi="Times New Roman" w:cs="Times New Roman"/>
                 <w:color w:val="0A0A0A"/>
                 <w:shd w:val="clear" w:color="auto" w:fill="FFFFFF"/>
               </w:rPr>
@@ -447,7 +464,7 @@
             <w:proofErr w:type="spellEnd"/>
             <w:r>
               <w:rPr>
-                <w:rFonts w:ascii="Arial" w:hAnsi="Arial" w:cs="Arial"/>
+                <w:rFonts w:ascii="Times New Roman" w:hAnsi="Times New Roman" w:cs="Times New Roman"/>
                 <w:color w:val="0A0A0A"/>
                 <w:shd w:val="clear" w:color="auto" w:fill="FFFFFF"/>
               </w:rPr>
@@ -456,7 +473,7 @@
             <w:proofErr w:type="spellStart"/>
             <w:r>
               <w:rPr>
-                <w:rFonts w:ascii="Arial" w:hAnsi="Arial" w:cs="Arial"/>
+                <w:rFonts w:ascii="Times New Roman" w:hAnsi="Times New Roman" w:cs="Times New Roman"/>
                 <w:color w:val="0A0A0A"/>
                 <w:shd w:val="clear" w:color="auto" w:fill="FFFFFF"/>
               </w:rPr>
@@ -465,7 +482,7 @@
             <w:proofErr w:type="spellEnd"/>
             <w:r>
               <w:rPr>
-                <w:rFonts w:ascii="Arial" w:hAnsi="Arial" w:cs="Arial"/>
+                <w:rFonts w:ascii="Times New Roman" w:hAnsi="Times New Roman" w:cs="Times New Roman"/>
                 <w:color w:val="0A0A0A"/>
                 <w:shd w:val="clear" w:color="auto" w:fill="FFFFFF"/>
               </w:rPr>
@@ -474,7 +491,7 @@
             <w:proofErr w:type="spellStart"/>
             <w:r>
               <w:rPr>
-                <w:rFonts w:ascii="Arial" w:hAnsi="Arial" w:cs="Arial"/>
+                <w:rFonts w:ascii="Times New Roman" w:hAnsi="Times New Roman" w:cs="Times New Roman"/>
                 <w:color w:val="0A0A0A"/>
                 <w:shd w:val="clear" w:color="auto" w:fill="FFFFFF"/>
               </w:rPr>
@@ -483,7 +500,7 @@
             <w:proofErr w:type="spellEnd"/>
             <w:r>
               <w:rPr>
-                <w:rFonts w:ascii="Arial" w:hAnsi="Arial" w:cs="Arial"/>
+                <w:rFonts w:ascii="Times New Roman" w:hAnsi="Times New Roman" w:cs="Times New Roman"/>
                 <w:color w:val="0A0A0A"/>
                 <w:shd w:val="clear" w:color="auto" w:fill="FFFFFF"/>
               </w:rPr>
@@ -492,7 +509,7 @@
             <w:proofErr w:type="spellStart"/>
             <w:r>
               <w:rPr>
-                <w:rFonts w:ascii="Arial" w:hAnsi="Arial" w:cs="Arial"/>
+                <w:rFonts w:ascii="Times New Roman" w:hAnsi="Times New Roman" w:cs="Times New Roman"/>
                 <w:color w:val="0A0A0A"/>
                 <w:shd w:val="clear" w:color="auto" w:fill="FFFFFF"/>
               </w:rPr>
@@ -501,7 +518,7 @@
             <w:proofErr w:type="spellEnd"/>
             <w:r>
               <w:rPr>
-                <w:rFonts w:ascii="Arial" w:hAnsi="Arial" w:cs="Arial"/>
+                <w:rFonts w:ascii="Times New Roman" w:hAnsi="Times New Roman" w:cs="Times New Roman"/>
                 <w:color w:val="0A0A0A"/>
                 <w:shd w:val="clear" w:color="auto" w:fill="FFFFFF"/>
               </w:rPr>
@@ -510,7 +527,7 @@
             <w:proofErr w:type="spellStart"/>
             <w:r>
               <w:rPr>
-                <w:rFonts w:ascii="Arial" w:hAnsi="Arial" w:cs="Arial"/>
+                <w:rFonts w:ascii="Times New Roman" w:hAnsi="Times New Roman" w:cs="Times New Roman"/>
                 <w:color w:val="0A0A0A"/>
                 <w:shd w:val="clear" w:color="auto" w:fill="FFFFFF"/>
               </w:rPr>
@@ -519,7 +536,7 @@
             <w:proofErr w:type="spellEnd"/>
             <w:r>
               <w:rPr>
-                <w:rFonts w:ascii="Arial" w:hAnsi="Arial" w:cs="Arial"/>
+                <w:rFonts w:ascii="Times New Roman" w:hAnsi="Times New Roman" w:cs="Times New Roman"/>
                 <w:color w:val="0A0A0A"/>
                 <w:shd w:val="clear" w:color="auto" w:fill="FFFFFF"/>
               </w:rPr>
@@ -528,7 +545,7 @@
             <w:proofErr w:type="spellStart"/>
             <w:r>
               <w:rPr>
-                <w:rFonts w:ascii="Arial" w:hAnsi="Arial" w:cs="Arial"/>
+                <w:rFonts w:ascii="Times New Roman" w:hAnsi="Times New Roman" w:cs="Times New Roman"/>
                 <w:color w:val="0A0A0A"/>
                 <w:shd w:val="clear" w:color="auto" w:fill="FFFFFF"/>
               </w:rPr>
@@ -537,7 +554,7 @@
             <w:proofErr w:type="spellEnd"/>
             <w:r>
               <w:rPr>
-                <w:rFonts w:ascii="Arial" w:hAnsi="Arial" w:cs="Arial"/>
+                <w:rFonts w:ascii="Times New Roman" w:hAnsi="Times New Roman" w:cs="Times New Roman"/>
                 <w:color w:val="0A0A0A"/>
                 <w:shd w:val="clear" w:color="auto" w:fill="FFFFFF"/>
               </w:rPr>
@@ -546,7 +563,7 @@
             <w:proofErr w:type="spellStart"/>
             <w:r>
               <w:rPr>
-                <w:rFonts w:ascii="Arial" w:hAnsi="Arial" w:cs="Arial"/>
+                <w:rFonts w:ascii="Times New Roman" w:hAnsi="Times New Roman" w:cs="Times New Roman"/>
                 <w:color w:val="0A0A0A"/>
                 <w:shd w:val="clear" w:color="auto" w:fill="FFFFFF"/>
               </w:rPr>
@@ -555,7 +572,7 @@
             <w:proofErr w:type="spellEnd"/>
             <w:r>
               <w:rPr>
-                <w:rFonts w:ascii="Arial" w:hAnsi="Arial" w:cs="Arial"/>
+                <w:rFonts w:ascii="Times New Roman" w:hAnsi="Times New Roman" w:cs="Times New Roman"/>
                 <w:color w:val="0A0A0A"/>
                 <w:shd w:val="clear" w:color="auto" w:fill="FFFFFF"/>
               </w:rPr>
@@ -564,7 +581,7 @@
             <w:proofErr w:type="spellStart"/>
             <w:r>
               <w:rPr>
-                <w:rFonts w:ascii="Arial" w:hAnsi="Arial" w:cs="Arial"/>
+                <w:rFonts w:ascii="Times New Roman" w:hAnsi="Times New Roman" w:cs="Times New Roman"/>
                 <w:color w:val="0A0A0A"/>
                 <w:shd w:val="clear" w:color="auto" w:fill="FFFFFF"/>
               </w:rPr>
@@ -573,7 +590,7 @@
             <w:proofErr w:type="spellEnd"/>
             <w:r>
               <w:rPr>
-                <w:rFonts w:ascii="Arial" w:hAnsi="Arial" w:cs="Arial"/>
+                <w:rFonts w:ascii="Times New Roman" w:hAnsi="Times New Roman" w:cs="Times New Roman"/>
                 <w:color w:val="0A0A0A"/>
                 <w:shd w:val="clear" w:color="auto" w:fill="FFFFFF"/>
               </w:rPr>
@@ -582,7 +599,7 @@
             <w:proofErr w:type="spellStart"/>
             <w:r>
               <w:rPr>
-                <w:rFonts w:ascii="Arial" w:hAnsi="Arial" w:cs="Arial"/>
+                <w:rFonts w:ascii="Times New Roman" w:hAnsi="Times New Roman" w:cs="Times New Roman"/>
                 <w:color w:val="0A0A0A"/>
                 <w:shd w:val="clear" w:color="auto" w:fill="FFFFFF"/>
               </w:rPr>
@@ -591,7 +608,7 @@
             <w:proofErr w:type="spellEnd"/>
             <w:r>
               <w:rPr>
-                <w:rFonts w:ascii="Arial" w:hAnsi="Arial" w:cs="Arial"/>
+                <w:rFonts w:ascii="Times New Roman" w:hAnsi="Times New Roman" w:cs="Times New Roman"/>
                 <w:color w:val="0A0A0A"/>
                 <w:shd w:val="clear" w:color="auto" w:fill="FFFFFF"/>
               </w:rPr>
@@ -600,7 +617,7 @@
             <w:proofErr w:type="spellStart"/>
             <w:r>
               <w:rPr>
-                <w:rFonts w:ascii="Arial" w:hAnsi="Arial" w:cs="Arial"/>
+                <w:rFonts w:ascii="Times New Roman" w:hAnsi="Times New Roman" w:cs="Times New Roman"/>
                 <w:color w:val="0A0A0A"/>
                 <w:shd w:val="clear" w:color="auto" w:fill="FFFFFF"/>
               </w:rPr>
@@ -609,7 +626,7 @@
             <w:proofErr w:type="spellEnd"/>
             <w:r>
               <w:rPr>
-                <w:rFonts w:ascii="Arial" w:hAnsi="Arial" w:cs="Arial"/>
+                <w:rFonts w:ascii="Times New Roman" w:hAnsi="Times New Roman" w:cs="Times New Roman"/>
                 <w:color w:val="0A0A0A"/>
                 <w:shd w:val="clear" w:color="auto" w:fill="FFFFFF"/>
               </w:rPr>
@@ -618,7 +635,7 @@
             <w:proofErr w:type="spellStart"/>
             <w:r>
               <w:rPr>
-                <w:rFonts w:ascii="Arial" w:hAnsi="Arial" w:cs="Arial"/>
+                <w:rFonts w:ascii="Times New Roman" w:hAnsi="Times New Roman" w:cs="Times New Roman"/>
                 <w:color w:val="0A0A0A"/>
                 <w:shd w:val="clear" w:color="auto" w:fill="FFFFFF"/>
               </w:rPr>
@@ -627,7 +644,7 @@
             <w:proofErr w:type="spellEnd"/>
             <w:r>
               <w:rPr>
-                <w:rFonts w:ascii="Arial" w:hAnsi="Arial" w:cs="Arial"/>
+                <w:rFonts w:ascii="Times New Roman" w:hAnsi="Times New Roman" w:cs="Times New Roman"/>
                 <w:color w:val="0A0A0A"/>
                 <w:shd w:val="clear" w:color="auto" w:fill="FFFFFF"/>
               </w:rPr>
@@ -636,7 +653,7 @@
             <w:proofErr w:type="spellStart"/>
             <w:r>
               <w:rPr>
-                <w:rFonts w:ascii="Arial" w:hAnsi="Arial" w:cs="Arial"/>
+                <w:rFonts w:ascii="Times New Roman" w:hAnsi="Times New Roman" w:cs="Times New Roman"/>
                 <w:color w:val="0A0A0A"/>
                 <w:shd w:val="clear" w:color="auto" w:fill="FFFFFF"/>
               </w:rPr>
@@ -645,7 +662,7 @@
             <w:proofErr w:type="spellEnd"/>
             <w:r>
               <w:rPr>
-                <w:rFonts w:ascii="Arial" w:hAnsi="Arial" w:cs="Arial"/>
+                <w:rFonts w:ascii="Times New Roman" w:hAnsi="Times New Roman" w:cs="Times New Roman"/>
                 <w:color w:val="0A0A0A"/>
                 <w:shd w:val="clear" w:color="auto" w:fill="FFFFFF"/>
               </w:rPr>
@@ -654,7 +671,7 @@
             <w:proofErr w:type="spellStart"/>
             <w:r>
               <w:rPr>
-                <w:rFonts w:ascii="Arial" w:hAnsi="Arial" w:cs="Arial"/>
+                <w:rFonts w:ascii="Times New Roman" w:hAnsi="Times New Roman" w:cs="Times New Roman"/>
                 <w:color w:val="0A0A0A"/>
                 <w:shd w:val="clear" w:color="auto" w:fill="FFFFFF"/>
               </w:rPr>
@@ -663,7 +680,7 @@
             <w:proofErr w:type="spellEnd"/>
             <w:r>
               <w:rPr>
-                <w:rFonts w:ascii="Arial" w:hAnsi="Arial" w:cs="Arial"/>
+                <w:rFonts w:ascii="Times New Roman" w:hAnsi="Times New Roman" w:cs="Times New Roman"/>
                 <w:color w:val="0A0A0A"/>
                 <w:shd w:val="clear" w:color="auto" w:fill="FFFFFF"/>
               </w:rPr>
@@ -679,6 +696,7 @@
             <w:pPr>
               <w:jc w:val="both"/>
               <w:rPr>
+                <w:rFonts w:ascii="Times New Roman" w:hAnsi="Times New Roman" w:cs="Times New Roman"/>
                 <w:sz w:val="24"/>
                 <w:szCs w:val="24"/>
               </w:rPr>
@@ -686,7 +704,7 @@
             <w:proofErr w:type="spellStart"/>
             <w:r>
               <w:rPr>
-                <w:rFonts w:ascii="Arial" w:hAnsi="Arial" w:cs="Arial"/>
+                <w:rFonts w:ascii="Times New Roman" w:hAnsi="Times New Roman" w:cs="Times New Roman"/>
                 <w:color w:val="0A0A0A"/>
                 <w:shd w:val="clear" w:color="auto" w:fill="FFFFFF"/>
               </w:rPr>
@@ -695,7 +713,7 @@
             <w:proofErr w:type="spellEnd"/>
             <w:r>
               <w:rPr>
-                <w:rFonts w:ascii="Arial" w:hAnsi="Arial" w:cs="Arial"/>
+                <w:rFonts w:ascii="Times New Roman" w:hAnsi="Times New Roman" w:cs="Times New Roman"/>
                 <w:color w:val="0A0A0A"/>
                 <w:shd w:val="clear" w:color="auto" w:fill="FFFFFF"/>
               </w:rPr>
@@ -704,7 +722,7 @@
             <w:proofErr w:type="spellStart"/>
             <w:r>
               <w:rPr>
-                <w:rFonts w:ascii="Arial" w:hAnsi="Arial" w:cs="Arial"/>
+                <w:rFonts w:ascii="Times New Roman" w:hAnsi="Times New Roman" w:cs="Times New Roman"/>
                 <w:color w:val="0A0A0A"/>
                 <w:shd w:val="clear" w:color="auto" w:fill="FFFFFF"/>
               </w:rPr>
@@ -713,7 +731,7 @@
             <w:proofErr w:type="spellEnd"/>
             <w:r>
               <w:rPr>
-                <w:rFonts w:ascii="Arial" w:hAnsi="Arial" w:cs="Arial"/>
+                <w:rFonts w:ascii="Times New Roman" w:hAnsi="Times New Roman" w:cs="Times New Roman"/>
                 <w:color w:val="0A0A0A"/>
                 <w:shd w:val="clear" w:color="auto" w:fill="FFFFFF"/>
               </w:rPr>
@@ -722,7 +740,7 @@
             <w:proofErr w:type="spellStart"/>
             <w:r>
               <w:rPr>
-                <w:rFonts w:ascii="Arial" w:hAnsi="Arial" w:cs="Arial"/>
+                <w:rFonts w:ascii="Times New Roman" w:hAnsi="Times New Roman" w:cs="Times New Roman"/>
                 <w:color w:val="0A0A0A"/>
                 <w:shd w:val="clear" w:color="auto" w:fill="FFFFFF"/>
               </w:rPr>
@@ -731,7 +749,7 @@
             <w:proofErr w:type="spellEnd"/>
             <w:r>
               <w:rPr>
-                <w:rFonts w:ascii="Arial" w:hAnsi="Arial" w:cs="Arial"/>
+                <w:rFonts w:ascii="Times New Roman" w:hAnsi="Times New Roman" w:cs="Times New Roman"/>
                 <w:color w:val="0A0A0A"/>
                 <w:shd w:val="clear" w:color="auto" w:fill="FFFFFF"/>
               </w:rPr>
@@ -740,7 +758,7 @@
             <w:proofErr w:type="spellStart"/>
             <w:r>
               <w:rPr>
-                <w:rFonts w:ascii="Arial" w:hAnsi="Arial" w:cs="Arial"/>
+                <w:rFonts w:ascii="Times New Roman" w:hAnsi="Times New Roman" w:cs="Times New Roman"/>
                 <w:color w:val="0A0A0A"/>
                 <w:shd w:val="clear" w:color="auto" w:fill="FFFFFF"/>
               </w:rPr>
@@ -749,7 +767,7 @@
             <w:proofErr w:type="spellEnd"/>
             <w:r>
               <w:rPr>
-                <w:rFonts w:ascii="Arial" w:hAnsi="Arial" w:cs="Arial"/>
+                <w:rFonts w:ascii="Times New Roman" w:hAnsi="Times New Roman" w:cs="Times New Roman"/>
                 <w:color w:val="0A0A0A"/>
                 <w:shd w:val="clear" w:color="auto" w:fill="FFFFFF"/>
               </w:rPr>
@@ -758,7 +776,7 @@
             <w:proofErr w:type="spellStart"/>
             <w:r>
               <w:rPr>
-                <w:rFonts w:ascii="Arial" w:hAnsi="Arial" w:cs="Arial"/>
+                <w:rFonts w:ascii="Times New Roman" w:hAnsi="Times New Roman" w:cs="Times New Roman"/>
                 <w:color w:val="0A0A0A"/>
                 <w:shd w:val="clear" w:color="auto" w:fill="FFFFFF"/>
               </w:rPr>
@@ -767,7 +785,7 @@
             <w:proofErr w:type="spellEnd"/>
             <w:r>
               <w:rPr>
-                <w:rFonts w:ascii="Arial" w:hAnsi="Arial" w:cs="Arial"/>
+                <w:rFonts w:ascii="Times New Roman" w:hAnsi="Times New Roman" w:cs="Times New Roman"/>
                 <w:color w:val="0A0A0A"/>
                 <w:shd w:val="clear" w:color="auto" w:fill="FFFFFF"/>
               </w:rPr>
@@ -776,7 +794,7 @@
             <w:proofErr w:type="spellStart"/>
             <w:r>
               <w:rPr>
-                <w:rFonts w:ascii="Arial" w:hAnsi="Arial" w:cs="Arial"/>
+                <w:rFonts w:ascii="Times New Roman" w:hAnsi="Times New Roman" w:cs="Times New Roman"/>
                 <w:color w:val="0A0A0A"/>
                 <w:shd w:val="clear" w:color="auto" w:fill="FFFFFF"/>
               </w:rPr>
@@ -785,7 +803,7 @@
             <w:proofErr w:type="spellEnd"/>
             <w:r>
               <w:rPr>
-                <w:rFonts w:ascii="Arial" w:hAnsi="Arial" w:cs="Arial"/>
+                <w:rFonts w:ascii="Times New Roman" w:hAnsi="Times New Roman" w:cs="Times New Roman"/>
                 <w:color w:val="0A0A0A"/>
                 <w:shd w:val="clear" w:color="auto" w:fill="FFFFFF"/>
               </w:rPr>
@@ -794,7 +812,7 @@
             <w:proofErr w:type="spellStart"/>
             <w:r>
               <w:rPr>
-                <w:rFonts w:ascii="Arial" w:hAnsi="Arial" w:cs="Arial"/>
+                <w:rFonts w:ascii="Times New Roman" w:hAnsi="Times New Roman" w:cs="Times New Roman"/>
                 <w:color w:val="0A0A0A"/>
                 <w:shd w:val="clear" w:color="auto" w:fill="FFFFFF"/>
               </w:rPr>
@@ -803,7 +821,7 @@
             <w:proofErr w:type="spellEnd"/>
             <w:r>
               <w:rPr>
-                <w:rFonts w:ascii="Arial" w:hAnsi="Arial" w:cs="Arial"/>
+                <w:rFonts w:ascii="Times New Roman" w:hAnsi="Times New Roman" w:cs="Times New Roman"/>
                 <w:color w:val="0A0A0A"/>
                 <w:shd w:val="clear" w:color="auto" w:fill="FFFFFF"/>
               </w:rPr>
@@ -812,7 +830,7 @@
             <w:proofErr w:type="spellStart"/>
             <w:r>
               <w:rPr>
-                <w:rFonts w:ascii="Arial" w:hAnsi="Arial" w:cs="Arial"/>
+                <w:rFonts w:ascii="Times New Roman" w:hAnsi="Times New Roman" w:cs="Times New Roman"/>
                 <w:color w:val="0A0A0A"/>
                 <w:shd w:val="clear" w:color="auto" w:fill="FFFFFF"/>
               </w:rPr>
@@ -821,7 +839,7 @@
             <w:proofErr w:type="spellEnd"/>
             <w:r>
               <w:rPr>
-                <w:rFonts w:ascii="Arial" w:hAnsi="Arial" w:cs="Arial"/>
+                <w:rFonts w:ascii="Times New Roman" w:hAnsi="Times New Roman" w:cs="Times New Roman"/>
                 <w:color w:val="0A0A0A"/>
                 <w:shd w:val="clear" w:color="auto" w:fill="FFFFFF"/>
               </w:rPr>
@@ -830,7 +848,7 @@
             <w:proofErr w:type="spellStart"/>
             <w:r>
               <w:rPr>
-                <w:rFonts w:ascii="Arial" w:hAnsi="Arial" w:cs="Arial"/>
+                <w:rFonts w:ascii="Times New Roman" w:hAnsi="Times New Roman" w:cs="Times New Roman"/>
                 <w:color w:val="0A0A0A"/>
                 <w:shd w:val="clear" w:color="auto" w:fill="FFFFFF"/>
               </w:rPr>
@@ -839,7 +857,7 @@
             <w:proofErr w:type="spellEnd"/>
             <w:r>
               <w:rPr>
-                <w:rFonts w:ascii="Arial" w:hAnsi="Arial" w:cs="Arial"/>
+                <w:rFonts w:ascii="Times New Roman" w:hAnsi="Times New Roman" w:cs="Times New Roman"/>
                 <w:color w:val="0A0A0A"/>
                 <w:shd w:val="clear" w:color="auto" w:fill="FFFFFF"/>
               </w:rPr>
@@ -848,7 +866,7 @@
             <w:proofErr w:type="spellStart"/>
             <w:r>
               <w:rPr>
-                <w:rFonts w:ascii="Arial" w:hAnsi="Arial" w:cs="Arial"/>
+                <w:rFonts w:ascii="Times New Roman" w:hAnsi="Times New Roman" w:cs="Times New Roman"/>
                 <w:color w:val="0A0A0A"/>
                 <w:shd w:val="clear" w:color="auto" w:fill="FFFFFF"/>
               </w:rPr>
@@ -857,7 +875,7 @@
             <w:proofErr w:type="spellEnd"/>
             <w:r>
               <w:rPr>
-                <w:rFonts w:ascii="Arial" w:hAnsi="Arial" w:cs="Arial"/>
+                <w:rFonts w:ascii="Times New Roman" w:hAnsi="Times New Roman" w:cs="Times New Roman"/>
                 <w:color w:val="0A0A0A"/>
                 <w:shd w:val="clear" w:color="auto" w:fill="FFFFFF"/>
               </w:rPr>
@@ -874,6 +892,7 @@
           <w:p>
             <w:pPr>
               <w:rPr>
+                <w:rFonts w:ascii="Times New Roman" w:hAnsi="Times New Roman" w:cs="Times New Roman"/>
                 <w:b/>
                 <w:sz w:val="24"/>
                 <w:szCs w:val="24"/>
@@ -883,7 +902,7 @@
             <w:r>
               <w:rPr>
                 <w:rStyle w:val="Strong"/>
-                <w:rFonts w:ascii="Arial" w:hAnsi="Arial" w:cs="Arial"/>
+                <w:rFonts w:ascii="Times New Roman" w:hAnsi="Times New Roman" w:cs="Times New Roman"/>
                 <w:color w:val="0A0A0A"/>
                 <w:shd w:val="clear" w:color="auto" w:fill="FFFFFF"/>
               </w:rPr>
@@ -893,7 +912,7 @@
             <w:r>
               <w:rPr>
                 <w:rStyle w:val="Strong"/>
-                <w:rFonts w:ascii="Arial" w:hAnsi="Arial" w:cs="Arial"/>
+                <w:rFonts w:ascii="Times New Roman" w:hAnsi="Times New Roman" w:cs="Times New Roman"/>
                 <w:color w:val="0A0A0A"/>
                 <w:shd w:val="clear" w:color="auto" w:fill="FFFFFF"/>
               </w:rPr>
@@ -903,7 +922,7 @@
             <w:r>
               <w:rPr>
                 <w:rStyle w:val="Strong"/>
-                <w:rFonts w:ascii="Arial" w:hAnsi="Arial" w:cs="Arial"/>
+                <w:rFonts w:ascii="Times New Roman" w:hAnsi="Times New Roman" w:cs="Times New Roman"/>
                 <w:color w:val="0A0A0A"/>
                 <w:shd w:val="clear" w:color="auto" w:fill="FFFFFF"/>
               </w:rPr>
@@ -913,7 +932,7 @@
             <w:r>
               <w:rPr>
                 <w:rStyle w:val="Strong"/>
-                <w:rFonts w:ascii="Arial" w:hAnsi="Arial" w:cs="Arial"/>
+                <w:rFonts w:ascii="Times New Roman" w:hAnsi="Times New Roman" w:cs="Times New Roman"/>
                 <w:color w:val="0A0A0A"/>
                 <w:shd w:val="clear" w:color="auto" w:fill="FFFFFF"/>
               </w:rPr>
@@ -923,7 +942,7 @@
             <w:r>
               <w:rPr>
                 <w:rStyle w:val="Strong"/>
-                <w:rFonts w:ascii="Arial" w:hAnsi="Arial" w:cs="Arial"/>
+                <w:rFonts w:ascii="Times New Roman" w:hAnsi="Times New Roman" w:cs="Times New Roman"/>
                 <w:color w:val="0A0A0A"/>
                 <w:shd w:val="clear" w:color="auto" w:fill="FFFFFF"/>
               </w:rPr>
@@ -933,7 +952,7 @@
             <w:r>
               <w:rPr>
                 <w:rStyle w:val="Strong"/>
-                <w:rFonts w:ascii="Arial" w:hAnsi="Arial" w:cs="Arial"/>
+                <w:rFonts w:ascii="Times New Roman" w:hAnsi="Times New Roman" w:cs="Times New Roman"/>
                 <w:color w:val="0A0A0A"/>
                 <w:shd w:val="clear" w:color="auto" w:fill="FFFFFF"/>
               </w:rPr>
@@ -943,7 +962,7 @@
             <w:r>
               <w:rPr>
                 <w:rStyle w:val="Strong"/>
-                <w:rFonts w:ascii="Arial" w:hAnsi="Arial" w:cs="Arial"/>
+                <w:rFonts w:ascii="Times New Roman" w:hAnsi="Times New Roman" w:cs="Times New Roman"/>
                 <w:color w:val="0A0A0A"/>
                 <w:shd w:val="clear" w:color="auto" w:fill="FFFFFF"/>
               </w:rPr>
@@ -960,6 +979,7 @@
             <w:pPr>
               <w:jc w:val="both"/>
               <w:rPr>
+                <w:rFonts w:ascii="Times New Roman" w:hAnsi="Times New Roman" w:cs="Times New Roman"/>
                 <w:sz w:val="24"/>
                 <w:szCs w:val="24"/>
               </w:rPr>
@@ -967,7 +987,7 @@
             <w:proofErr w:type="spellStart"/>
             <w:r>
               <w:rPr>
-                <w:rFonts w:ascii="Arial" w:hAnsi="Arial" w:cs="Arial"/>
+                <w:rFonts w:ascii="Times New Roman" w:hAnsi="Times New Roman" w:cs="Times New Roman"/>
                 <w:color w:val="0A0A0A"/>
                 <w:shd w:val="clear" w:color="auto" w:fill="FFFFFF"/>
               </w:rPr>
@@ -976,7 +996,7 @@
             <w:proofErr w:type="spellEnd"/>
             <w:r>
               <w:rPr>
-                <w:rFonts w:ascii="Arial" w:hAnsi="Arial" w:cs="Arial"/>
+                <w:rFonts w:ascii="Times New Roman" w:hAnsi="Times New Roman" w:cs="Times New Roman"/>
                 <w:color w:val="0A0A0A"/>
                 <w:shd w:val="clear" w:color="auto" w:fill="FFFFFF"/>
               </w:rPr>
@@ -985,7 +1005,7 @@
             <w:proofErr w:type="spellStart"/>
             <w:r>
               <w:rPr>
-                <w:rFonts w:ascii="Arial" w:hAnsi="Arial" w:cs="Arial"/>
+                <w:rFonts w:ascii="Times New Roman" w:hAnsi="Times New Roman" w:cs="Times New Roman"/>
                 <w:color w:val="0A0A0A"/>
                 <w:shd w:val="clear" w:color="auto" w:fill="FFFFFF"/>
               </w:rPr>
@@ -994,7 +1014,7 @@
             <w:proofErr w:type="spellEnd"/>
             <w:r>
               <w:rPr>
-                <w:rFonts w:ascii="Arial" w:hAnsi="Arial" w:cs="Arial"/>
+                <w:rFonts w:ascii="Times New Roman" w:hAnsi="Times New Roman" w:cs="Times New Roman"/>
                 <w:color w:val="0A0A0A"/>
                 <w:shd w:val="clear" w:color="auto" w:fill="FFFFFF"/>
               </w:rPr>
@@ -1003,7 +1023,7 @@
             <w:proofErr w:type="spellStart"/>
             <w:r>
               <w:rPr>
-                <w:rFonts w:ascii="Arial" w:hAnsi="Arial" w:cs="Arial"/>
+                <w:rFonts w:ascii="Times New Roman" w:hAnsi="Times New Roman" w:cs="Times New Roman"/>
                 <w:color w:val="0A0A0A"/>
                 <w:shd w:val="clear" w:color="auto" w:fill="FFFFFF"/>
               </w:rPr>
@@ -1012,7 +1032,7 @@
             <w:proofErr w:type="spellEnd"/>
             <w:r>
               <w:rPr>
-                <w:rFonts w:ascii="Arial" w:hAnsi="Arial" w:cs="Arial"/>
+                <w:rFonts w:ascii="Times New Roman" w:hAnsi="Times New Roman" w:cs="Times New Roman"/>
                 <w:color w:val="0A0A0A"/>
                 <w:shd w:val="clear" w:color="auto" w:fill="FFFFFF"/>
               </w:rPr>
@@ -1021,7 +1041,7 @@
             <w:proofErr w:type="spellStart"/>
             <w:r>
               <w:rPr>
-                <w:rFonts w:ascii="Arial" w:hAnsi="Arial" w:cs="Arial"/>
+                <w:rFonts w:ascii="Times New Roman" w:hAnsi="Times New Roman" w:cs="Times New Roman"/>
                 <w:color w:val="0A0A0A"/>
                 <w:shd w:val="clear" w:color="auto" w:fill="FFFFFF"/>
               </w:rPr>
@@ -1030,7 +1050,7 @@
             <w:proofErr w:type="spellEnd"/>
             <w:r>
               <w:rPr>
-                <w:rFonts w:ascii="Arial" w:hAnsi="Arial" w:cs="Arial"/>
+                <w:rFonts w:ascii="Times New Roman" w:hAnsi="Times New Roman" w:cs="Times New Roman"/>
                 <w:color w:val="0A0A0A"/>
                 <w:shd w:val="clear" w:color="auto" w:fill="FFFFFF"/>
               </w:rPr>
@@ -1039,7 +1059,7 @@
             <w:proofErr w:type="spellStart"/>
             <w:r>
               <w:rPr>
-                <w:rFonts w:ascii="Arial" w:hAnsi="Arial" w:cs="Arial"/>
+                <w:rFonts w:ascii="Times New Roman" w:hAnsi="Times New Roman" w:cs="Times New Roman"/>
                 <w:color w:val="0A0A0A"/>
                 <w:shd w:val="clear" w:color="auto" w:fill="FFFFFF"/>
               </w:rPr>
@@ -1048,7 +1068,7 @@
             <w:proofErr w:type="spellEnd"/>
             <w:r>
               <w:rPr>
-                <w:rFonts w:ascii="Arial" w:hAnsi="Arial" w:cs="Arial"/>
+                <w:rFonts w:ascii="Times New Roman" w:hAnsi="Times New Roman" w:cs="Times New Roman"/>
                 <w:color w:val="0A0A0A"/>
                 <w:shd w:val="clear" w:color="auto" w:fill="FFFFFF"/>
               </w:rPr>
@@ -1057,7 +1077,7 @@
             <w:proofErr w:type="spellStart"/>
             <w:r>
               <w:rPr>
-                <w:rFonts w:ascii="Arial" w:hAnsi="Arial" w:cs="Arial"/>
+                <w:rFonts w:ascii="Times New Roman" w:hAnsi="Times New Roman" w:cs="Times New Roman"/>
                 <w:color w:val="0A0A0A"/>
                 <w:shd w:val="clear" w:color="auto" w:fill="FFFFFF"/>
               </w:rPr>
@@ -1066,7 +1086,7 @@
             <w:proofErr w:type="spellEnd"/>
             <w:r>
               <w:rPr>
-                <w:rFonts w:ascii="Arial" w:hAnsi="Arial" w:cs="Arial"/>
+                <w:rFonts w:ascii="Times New Roman" w:hAnsi="Times New Roman" w:cs="Times New Roman"/>
                 <w:color w:val="0A0A0A"/>
                 <w:shd w:val="clear" w:color="auto" w:fill="FFFFFF"/>
               </w:rPr>
@@ -1075,7 +1095,7 @@
             <w:proofErr w:type="spellStart"/>
             <w:r>
               <w:rPr>
-                <w:rFonts w:ascii="Arial" w:hAnsi="Arial" w:cs="Arial"/>
+                <w:rFonts w:ascii="Times New Roman" w:hAnsi="Times New Roman" w:cs="Times New Roman"/>
                 <w:color w:val="0A0A0A"/>
                 <w:shd w:val="clear" w:color="auto" w:fill="FFFFFF"/>
               </w:rPr>
@@ -1084,7 +1104,7 @@
             <w:proofErr w:type="spellEnd"/>
             <w:r>
               <w:rPr>
-                <w:rFonts w:ascii="Arial" w:hAnsi="Arial" w:cs="Arial"/>
+                <w:rFonts w:ascii="Times New Roman" w:hAnsi="Times New Roman" w:cs="Times New Roman"/>
                 <w:color w:val="0A0A0A"/>
                 <w:shd w:val="clear" w:color="auto" w:fill="FFFFFF"/>
               </w:rPr>
@@ -1093,7 +1113,7 @@
             <w:proofErr w:type="spellStart"/>
             <w:r>
               <w:rPr>
-                <w:rFonts w:ascii="Arial" w:hAnsi="Arial" w:cs="Arial"/>
+                <w:rFonts w:ascii="Times New Roman" w:hAnsi="Times New Roman" w:cs="Times New Roman"/>
                 <w:color w:val="0A0A0A"/>
                 <w:shd w:val="clear" w:color="auto" w:fill="FFFFFF"/>
               </w:rPr>
@@ -1102,7 +1122,7 @@
             <w:proofErr w:type="spellEnd"/>
             <w:r>
               <w:rPr>
-                <w:rFonts w:ascii="Arial" w:hAnsi="Arial" w:cs="Arial"/>
+                <w:rFonts w:ascii="Times New Roman" w:hAnsi="Times New Roman" w:cs="Times New Roman"/>
                 <w:color w:val="0A0A0A"/>
                 <w:shd w:val="clear" w:color="auto" w:fill="FFFFFF"/>
               </w:rPr>
@@ -1111,7 +1131,7 @@
             <w:proofErr w:type="spellStart"/>
             <w:r>
               <w:rPr>
-                <w:rFonts w:ascii="Arial" w:hAnsi="Arial" w:cs="Arial"/>
+                <w:rFonts w:ascii="Times New Roman" w:hAnsi="Times New Roman" w:cs="Times New Roman"/>
                 <w:color w:val="0A0A0A"/>
                 <w:shd w:val="clear" w:color="auto" w:fill="FFFFFF"/>
               </w:rPr>
@@ -1120,7 +1140,7 @@
             <w:proofErr w:type="spellEnd"/>
             <w:r>
               <w:rPr>
-                <w:rFonts w:ascii="Arial" w:hAnsi="Arial" w:cs="Arial"/>
+                <w:rFonts w:ascii="Times New Roman" w:hAnsi="Times New Roman" w:cs="Times New Roman"/>
                 <w:color w:val="0A0A0A"/>
                 <w:shd w:val="clear" w:color="auto" w:fill="FFFFFF"/>
               </w:rPr>
@@ -1129,7 +1149,7 @@
             <w:proofErr w:type="spellStart"/>
             <w:r>
               <w:rPr>
-                <w:rFonts w:ascii="Arial" w:hAnsi="Arial" w:cs="Arial"/>
+                <w:rFonts w:ascii="Times New Roman" w:hAnsi="Times New Roman" w:cs="Times New Roman"/>
                 <w:color w:val="0A0A0A"/>
                 <w:shd w:val="clear" w:color="auto" w:fill="FFFFFF"/>
               </w:rPr>
@@ -1138,7 +1158,7 @@
             <w:proofErr w:type="spellEnd"/>
             <w:r>
               <w:rPr>
-                <w:rFonts w:ascii="Arial" w:hAnsi="Arial" w:cs="Arial"/>
+                <w:rFonts w:ascii="Times New Roman" w:hAnsi="Times New Roman" w:cs="Times New Roman"/>
                 <w:color w:val="0A0A0A"/>
                 <w:shd w:val="clear" w:color="auto" w:fill="FFFFFF"/>
               </w:rPr>
@@ -1147,7 +1167,7 @@
             <w:proofErr w:type="spellStart"/>
             <w:r>
               <w:rPr>
-                <w:rFonts w:ascii="Arial" w:hAnsi="Arial" w:cs="Arial"/>
+                <w:rFonts w:ascii="Times New Roman" w:hAnsi="Times New Roman" w:cs="Times New Roman"/>
                 <w:color w:val="0A0A0A"/>
                 <w:shd w:val="clear" w:color="auto" w:fill="FFFFFF"/>
               </w:rPr>
@@ -1156,7 +1176,7 @@
             <w:proofErr w:type="spellEnd"/>
             <w:r>
               <w:rPr>
-                <w:rFonts w:ascii="Arial" w:hAnsi="Arial" w:cs="Arial"/>
+                <w:rFonts w:ascii="Times New Roman" w:hAnsi="Times New Roman" w:cs="Times New Roman"/>
                 <w:color w:val="0A0A0A"/>
                 <w:shd w:val="clear" w:color="auto" w:fill="FFFFFF"/>
               </w:rPr>
@@ -1165,7 +1185,7 @@
             <w:proofErr w:type="spellStart"/>
             <w:r>
               <w:rPr>
-                <w:rFonts w:ascii="Arial" w:hAnsi="Arial" w:cs="Arial"/>
+                <w:rFonts w:ascii="Times New Roman" w:hAnsi="Times New Roman" w:cs="Times New Roman"/>
                 <w:color w:val="0A0A0A"/>
                 <w:shd w:val="clear" w:color="auto" w:fill="FFFFFF"/>
               </w:rPr>
@@ -1174,7 +1194,7 @@
             <w:proofErr w:type="spellEnd"/>
             <w:r>
               <w:rPr>
-                <w:rFonts w:ascii="Arial" w:hAnsi="Arial" w:cs="Arial"/>
+                <w:rFonts w:ascii="Times New Roman" w:hAnsi="Times New Roman" w:cs="Times New Roman"/>
                 <w:color w:val="0A0A0A"/>
                 <w:shd w:val="clear" w:color="auto" w:fill="FFFFFF"/>
               </w:rPr>
@@ -1183,7 +1203,7 @@
             <w:proofErr w:type="spellStart"/>
             <w:r>
               <w:rPr>
-                <w:rFonts w:ascii="Arial" w:hAnsi="Arial" w:cs="Arial"/>
+                <w:rFonts w:ascii="Times New Roman" w:hAnsi="Times New Roman" w:cs="Times New Roman"/>
                 <w:color w:val="0A0A0A"/>
                 <w:shd w:val="clear" w:color="auto" w:fill="FFFFFF"/>
               </w:rPr>
@@ -1192,7 +1212,7 @@
             <w:proofErr w:type="spellEnd"/>
             <w:r>
               <w:rPr>
-                <w:rFonts w:ascii="Arial" w:hAnsi="Arial" w:cs="Arial"/>
+                <w:rFonts w:ascii="Times New Roman" w:hAnsi="Times New Roman" w:cs="Times New Roman"/>
                 <w:color w:val="0A0A0A"/>
                 <w:shd w:val="clear" w:color="auto" w:fill="FFFFFF"/>
               </w:rPr>
@@ -1201,7 +1221,7 @@
             <w:proofErr w:type="spellStart"/>
             <w:r>
               <w:rPr>
-                <w:rFonts w:ascii="Arial" w:hAnsi="Arial" w:cs="Arial"/>
+                <w:rFonts w:ascii="Times New Roman" w:hAnsi="Times New Roman" w:cs="Times New Roman"/>
                 <w:color w:val="0A0A0A"/>
                 <w:shd w:val="clear" w:color="auto" w:fill="FFFFFF"/>
               </w:rPr>
@@ -1210,7 +1230,7 @@
             <w:proofErr w:type="spellEnd"/>
             <w:r>
               <w:rPr>
-                <w:rFonts w:ascii="Arial" w:hAnsi="Arial" w:cs="Arial"/>
+                <w:rFonts w:ascii="Times New Roman" w:hAnsi="Times New Roman" w:cs="Times New Roman"/>
                 <w:color w:val="0A0A0A"/>
                 <w:shd w:val="clear" w:color="auto" w:fill="FFFFFF"/>
               </w:rPr>
@@ -1219,7 +1239,7 @@
             <w:proofErr w:type="spellStart"/>
             <w:r>
               <w:rPr>
-                <w:rFonts w:ascii="Arial" w:hAnsi="Arial" w:cs="Arial"/>
+                <w:rFonts w:ascii="Times New Roman" w:hAnsi="Times New Roman" w:cs="Times New Roman"/>
                 <w:color w:val="0A0A0A"/>
                 <w:shd w:val="clear" w:color="auto" w:fill="FFFFFF"/>
               </w:rPr>
@@ -1228,7 +1248,7 @@
             <w:proofErr w:type="spellEnd"/>
             <w:r>
               <w:rPr>
-                <w:rFonts w:ascii="Arial" w:hAnsi="Arial" w:cs="Arial"/>
+                <w:rFonts w:ascii="Times New Roman" w:hAnsi="Times New Roman" w:cs="Times New Roman"/>
                 <w:color w:val="0A0A0A"/>
                 <w:shd w:val="clear" w:color="auto" w:fill="FFFFFF"/>
               </w:rPr>
@@ -1237,7 +1257,7 @@
             <w:proofErr w:type="spellStart"/>
             <w:r>
               <w:rPr>
-                <w:rFonts w:ascii="Arial" w:hAnsi="Arial" w:cs="Arial"/>
+                <w:rFonts w:ascii="Times New Roman" w:hAnsi="Times New Roman" w:cs="Times New Roman"/>
                 <w:color w:val="0A0A0A"/>
                 <w:shd w:val="clear" w:color="auto" w:fill="FFFFFF"/>
               </w:rPr>
@@ -1246,7 +1266,7 @@
             <w:proofErr w:type="spellEnd"/>
             <w:r>
               <w:rPr>
-                <w:rFonts w:ascii="Arial" w:hAnsi="Arial" w:cs="Arial"/>
+                <w:rFonts w:ascii="Times New Roman" w:hAnsi="Times New Roman" w:cs="Times New Roman"/>
                 <w:color w:val="0A0A0A"/>
                 <w:shd w:val="clear" w:color="auto" w:fill="FFFFFF"/>
               </w:rPr>
@@ -1255,7 +1275,7 @@
             <w:proofErr w:type="spellStart"/>
             <w:r>
               <w:rPr>
-                <w:rFonts w:ascii="Arial" w:hAnsi="Arial" w:cs="Arial"/>
+                <w:rFonts w:ascii="Times New Roman" w:hAnsi="Times New Roman" w:cs="Times New Roman"/>
                 <w:color w:val="0A0A0A"/>
                 <w:shd w:val="clear" w:color="auto" w:fill="FFFFFF"/>
               </w:rPr>
@@ -1264,7 +1284,7 @@
             <w:proofErr w:type="spellEnd"/>
             <w:r>
               <w:rPr>
-                <w:rFonts w:ascii="Arial" w:hAnsi="Arial" w:cs="Arial"/>
+                <w:rFonts w:ascii="Times New Roman" w:hAnsi="Times New Roman" w:cs="Times New Roman"/>
                 <w:color w:val="0A0A0A"/>
                 <w:shd w:val="clear" w:color="auto" w:fill="FFFFFF"/>
               </w:rPr>
@@ -1273,7 +1293,7 @@
             <w:proofErr w:type="spellStart"/>
             <w:r>
               <w:rPr>
-                <w:rFonts w:ascii="Arial" w:hAnsi="Arial" w:cs="Arial"/>
+                <w:rFonts w:ascii="Times New Roman" w:hAnsi="Times New Roman" w:cs="Times New Roman"/>
                 <w:color w:val="0A0A0A"/>
                 <w:shd w:val="clear" w:color="auto" w:fill="FFFFFF"/>
               </w:rPr>
@@ -1282,7 +1302,7 @@
             <w:proofErr w:type="spellEnd"/>
             <w:r>
               <w:rPr>
-                <w:rFonts w:ascii="Arial" w:hAnsi="Arial" w:cs="Arial"/>
+                <w:rFonts w:ascii="Times New Roman" w:hAnsi="Times New Roman" w:cs="Times New Roman"/>
                 <w:color w:val="0A0A0A"/>
                 <w:shd w:val="clear" w:color="auto" w:fill="FFFFFF"/>
               </w:rPr>
@@ -1291,7 +1311,7 @@
             <w:proofErr w:type="spellStart"/>
             <w:r>
               <w:rPr>
-                <w:rFonts w:ascii="Arial" w:hAnsi="Arial" w:cs="Arial"/>
+                <w:rFonts w:ascii="Times New Roman" w:hAnsi="Times New Roman" w:cs="Times New Roman"/>
                 <w:color w:val="0A0A0A"/>
                 <w:shd w:val="clear" w:color="auto" w:fill="FFFFFF"/>
               </w:rPr>
@@ -1300,7 +1320,7 @@
             <w:proofErr w:type="spellEnd"/>
             <w:r>
               <w:rPr>
-                <w:rFonts w:ascii="Arial" w:hAnsi="Arial" w:cs="Arial"/>
+                <w:rFonts w:ascii="Times New Roman" w:hAnsi="Times New Roman" w:cs="Times New Roman"/>
                 <w:color w:val="0A0A0A"/>
                 <w:shd w:val="clear" w:color="auto" w:fill="FFFFFF"/>
               </w:rPr>
@@ -1309,7 +1329,7 @@
             <w:proofErr w:type="spellStart"/>
             <w:r>
               <w:rPr>
-                <w:rFonts w:ascii="Arial" w:hAnsi="Arial" w:cs="Arial"/>
+                <w:rFonts w:ascii="Times New Roman" w:hAnsi="Times New Roman" w:cs="Times New Roman"/>
                 <w:color w:val="0A0A0A"/>
                 <w:shd w:val="clear" w:color="auto" w:fill="FFFFFF"/>
               </w:rPr>
@@ -1318,7 +1338,7 @@
             <w:proofErr w:type="spellEnd"/>
             <w:r>
               <w:rPr>
-                <w:rFonts w:ascii="Arial" w:hAnsi="Arial" w:cs="Arial"/>
+                <w:rFonts w:ascii="Times New Roman" w:hAnsi="Times New Roman" w:cs="Times New Roman"/>
                 <w:color w:val="0A0A0A"/>
                 <w:shd w:val="clear" w:color="auto" w:fill="FFFFFF"/>
               </w:rPr>
@@ -1327,7 +1347,7 @@
             <w:proofErr w:type="spellStart"/>
             <w:r>
               <w:rPr>
-                <w:rFonts w:ascii="Arial" w:hAnsi="Arial" w:cs="Arial"/>
+                <w:rFonts w:ascii="Times New Roman" w:hAnsi="Times New Roman" w:cs="Times New Roman"/>
                 <w:color w:val="0A0A0A"/>
                 <w:shd w:val="clear" w:color="auto" w:fill="FFFFFF"/>
               </w:rPr>
@@ -1336,7 +1356,7 @@
             <w:proofErr w:type="spellEnd"/>
             <w:r>
               <w:rPr>
-                <w:rFonts w:ascii="Arial" w:hAnsi="Arial" w:cs="Arial"/>
+                <w:rFonts w:ascii="Times New Roman" w:hAnsi="Times New Roman" w:cs="Times New Roman"/>
                 <w:color w:val="0A0A0A"/>
                 <w:shd w:val="clear" w:color="auto" w:fill="FFFFFF"/>
               </w:rPr>
@@ -1352,6 +1372,7 @@
             <w:pPr>
               <w:jc w:val="both"/>
               <w:rPr>
+                <w:rFonts w:ascii="Times New Roman" w:hAnsi="Times New Roman" w:cs="Times New Roman"/>
                 <w:sz w:val="24"/>
                 <w:szCs w:val="24"/>
               </w:rPr>
@@ -1359,7 +1380,7 @@
             <w:proofErr w:type="spellStart"/>
             <w:r>
               <w:rPr>
-                <w:rFonts w:ascii="Arial" w:hAnsi="Arial" w:cs="Arial"/>
+                <w:rFonts w:ascii="Times New Roman" w:hAnsi="Times New Roman" w:cs="Times New Roman"/>
                 <w:color w:val="0A0A0A"/>
                 <w:shd w:val="clear" w:color="auto" w:fill="FFFFFF"/>
               </w:rPr>
@@ -1368,7 +1389,7 @@
             <w:proofErr w:type="spellEnd"/>
             <w:r>
               <w:rPr>
-                <w:rFonts w:ascii="Arial" w:hAnsi="Arial" w:cs="Arial"/>
+                <w:rFonts w:ascii="Times New Roman" w:hAnsi="Times New Roman" w:cs="Times New Roman"/>
                 <w:color w:val="0A0A0A"/>
                 <w:shd w:val="clear" w:color="auto" w:fill="FFFFFF"/>
               </w:rPr>
@@ -1377,7 +1398,7 @@
             <w:proofErr w:type="spellStart"/>
             <w:r>
               <w:rPr>
-                <w:rFonts w:ascii="Arial" w:hAnsi="Arial" w:cs="Arial"/>
+                <w:rFonts w:ascii="Times New Roman" w:hAnsi="Times New Roman" w:cs="Times New Roman"/>
                 <w:color w:val="0A0A0A"/>
                 <w:shd w:val="clear" w:color="auto" w:fill="FFFFFF"/>
               </w:rPr>
@@ -1386,7 +1407,7 @@
             <w:proofErr w:type="spellEnd"/>
             <w:r>
               <w:rPr>
-                <w:rFonts w:ascii="Arial" w:hAnsi="Arial" w:cs="Arial"/>
+                <w:rFonts w:ascii="Times New Roman" w:hAnsi="Times New Roman" w:cs="Times New Roman"/>
                 <w:color w:val="0A0A0A"/>
                 <w:shd w:val="clear" w:color="auto" w:fill="FFFFFF"/>
               </w:rPr>
@@ -1395,7 +1416,7 @@
             <w:proofErr w:type="spellStart"/>
             <w:r>
               <w:rPr>
-                <w:rFonts w:ascii="Arial" w:hAnsi="Arial" w:cs="Arial"/>
+                <w:rFonts w:ascii="Times New Roman" w:hAnsi="Times New Roman" w:cs="Times New Roman"/>
                 <w:color w:val="0A0A0A"/>
                 <w:shd w:val="clear" w:color="auto" w:fill="FFFFFF"/>
               </w:rPr>
@@ -1404,7 +1425,7 @@
             <w:proofErr w:type="spellEnd"/>
             <w:r>
               <w:rPr>
-                <w:rFonts w:ascii="Arial" w:hAnsi="Arial" w:cs="Arial"/>
+                <w:rFonts w:ascii="Times New Roman" w:hAnsi="Times New Roman" w:cs="Times New Roman"/>
                 <w:color w:val="0A0A0A"/>
                 <w:shd w:val="clear" w:color="auto" w:fill="FFFFFF"/>
               </w:rPr>
@@ -1413,7 +1434,7 @@
             <w:proofErr w:type="spellStart"/>
             <w:r>
               <w:rPr>
-                <w:rFonts w:ascii="Arial" w:hAnsi="Arial" w:cs="Arial"/>
+                <w:rFonts w:ascii="Times New Roman" w:hAnsi="Times New Roman" w:cs="Times New Roman"/>
                 <w:color w:val="0A0A0A"/>
                 <w:shd w:val="clear" w:color="auto" w:fill="FFFFFF"/>
               </w:rPr>
@@ -1422,7 +1443,7 @@
             <w:proofErr w:type="spellEnd"/>
             <w:r>
               <w:rPr>
-                <w:rFonts w:ascii="Arial" w:hAnsi="Arial" w:cs="Arial"/>
+                <w:rFonts w:ascii="Times New Roman" w:hAnsi="Times New Roman" w:cs="Times New Roman"/>
                 <w:color w:val="0A0A0A"/>
                 <w:shd w:val="clear" w:color="auto" w:fill="FFFFFF"/>
               </w:rPr>
@@ -1431,7 +1452,7 @@
             <w:proofErr w:type="spellStart"/>
             <w:r>
               <w:rPr>
-                <w:rFonts w:ascii="Arial" w:hAnsi="Arial" w:cs="Arial"/>
+                <w:rFonts w:ascii="Times New Roman" w:hAnsi="Times New Roman" w:cs="Times New Roman"/>
                 <w:color w:val="0A0A0A"/>
                 <w:shd w:val="clear" w:color="auto" w:fill="FFFFFF"/>
               </w:rPr>
@@ -1440,7 +1461,7 @@
             <w:proofErr w:type="spellEnd"/>
             <w:r>
               <w:rPr>
-                <w:rFonts w:ascii="Arial" w:hAnsi="Arial" w:cs="Arial"/>
+                <w:rFonts w:ascii="Times New Roman" w:hAnsi="Times New Roman" w:cs="Times New Roman"/>
                 <w:color w:val="0A0A0A"/>
                 <w:shd w:val="clear" w:color="auto" w:fill="FFFFFF"/>
               </w:rPr>
@@ -1449,7 +1470,7 @@
             <w:proofErr w:type="spellStart"/>
             <w:r>
               <w:rPr>
-                <w:rFonts w:ascii="Arial" w:hAnsi="Arial" w:cs="Arial"/>
+                <w:rFonts w:ascii="Times New Roman" w:hAnsi="Times New Roman" w:cs="Times New Roman"/>
                 <w:color w:val="0A0A0A"/>
                 <w:shd w:val="clear" w:color="auto" w:fill="FFFFFF"/>
               </w:rPr>
@@ -1458,7 +1479,7 @@
             <w:proofErr w:type="spellEnd"/>
             <w:r>
               <w:rPr>
-                <w:rFonts w:ascii="Arial" w:hAnsi="Arial" w:cs="Arial"/>
+                <w:rFonts w:ascii="Times New Roman" w:hAnsi="Times New Roman" w:cs="Times New Roman"/>
                 <w:color w:val="0A0A0A"/>
                 <w:shd w:val="clear" w:color="auto" w:fill="FFFFFF"/>
               </w:rPr>
@@ -1467,7 +1488,7 @@
             <w:proofErr w:type="spellStart"/>
             <w:r>
               <w:rPr>
-                <w:rFonts w:ascii="Arial" w:hAnsi="Arial" w:cs="Arial"/>
+                <w:rFonts w:ascii="Times New Roman" w:hAnsi="Times New Roman" w:cs="Times New Roman"/>
                 <w:color w:val="0A0A0A"/>
                 <w:shd w:val="clear" w:color="auto" w:fill="FFFFFF"/>
               </w:rPr>
@@ -1476,7 +1497,7 @@
             <w:proofErr w:type="spellEnd"/>
             <w:r>
               <w:rPr>
-                <w:rFonts w:ascii="Arial" w:hAnsi="Arial" w:cs="Arial"/>
+                <w:rFonts w:ascii="Times New Roman" w:hAnsi="Times New Roman" w:cs="Times New Roman"/>
                 <w:color w:val="0A0A0A"/>
                 <w:shd w:val="clear" w:color="auto" w:fill="FFFFFF"/>
               </w:rPr>
@@ -1485,7 +1506,7 @@
             <w:proofErr w:type="spellStart"/>
             <w:r>
               <w:rPr>
-                <w:rFonts w:ascii="Arial" w:hAnsi="Arial" w:cs="Arial"/>
+                <w:rFonts w:ascii="Times New Roman" w:hAnsi="Times New Roman" w:cs="Times New Roman"/>
                 <w:color w:val="0A0A0A"/>
                 <w:shd w:val="clear" w:color="auto" w:fill="FFFFFF"/>
               </w:rPr>
@@ -1494,7 +1515,7 @@
             <w:proofErr w:type="spellEnd"/>
             <w:r>
               <w:rPr>
-                <w:rFonts w:ascii="Arial" w:hAnsi="Arial" w:cs="Arial"/>
+                <w:rFonts w:ascii="Times New Roman" w:hAnsi="Times New Roman" w:cs="Times New Roman"/>
                 <w:color w:val="0A0A0A"/>
                 <w:shd w:val="clear" w:color="auto" w:fill="FFFFFF"/>
               </w:rPr>
@@ -1503,7 +1524,7 @@
             <w:proofErr w:type="spellStart"/>
             <w:r>
               <w:rPr>
-                <w:rFonts w:ascii="Arial" w:hAnsi="Arial" w:cs="Arial"/>
+                <w:rFonts w:ascii="Times New Roman" w:hAnsi="Times New Roman" w:cs="Times New Roman"/>
                 <w:color w:val="0A0A0A"/>
                 <w:shd w:val="clear" w:color="auto" w:fill="FFFFFF"/>
               </w:rPr>
@@ -1512,7 +1533,7 @@
             <w:proofErr w:type="spellEnd"/>
             <w:r>
               <w:rPr>
-                <w:rFonts w:ascii="Arial" w:hAnsi="Arial" w:cs="Arial"/>
+                <w:rFonts w:ascii="Times New Roman" w:hAnsi="Times New Roman" w:cs="Times New Roman"/>
                 <w:color w:val="0A0A0A"/>
                 <w:shd w:val="clear" w:color="auto" w:fill="FFFFFF"/>
               </w:rPr>
@@ -1521,7 +1542,7 @@
             <w:proofErr w:type="spellStart"/>
             <w:r>
               <w:rPr>
-                <w:rFonts w:ascii="Arial" w:hAnsi="Arial" w:cs="Arial"/>
+                <w:rFonts w:ascii="Times New Roman" w:hAnsi="Times New Roman" w:cs="Times New Roman"/>
                 <w:color w:val="0A0A0A"/>
                 <w:shd w:val="clear" w:color="auto" w:fill="FFFFFF"/>
               </w:rPr>
@@ -1530,7 +1551,7 @@
             <w:proofErr w:type="spellEnd"/>
             <w:r>
               <w:rPr>
-                <w:rFonts w:ascii="Arial" w:hAnsi="Arial" w:cs="Arial"/>
+                <w:rFonts w:ascii="Times New Roman" w:hAnsi="Times New Roman" w:cs="Times New Roman"/>
                 <w:color w:val="0A0A0A"/>
                 <w:shd w:val="clear" w:color="auto" w:fill="FFFFFF"/>
               </w:rPr>
@@ -1539,7 +1560,7 @@
             <w:proofErr w:type="spellStart"/>
             <w:r>
               <w:rPr>
-                <w:rFonts w:ascii="Arial" w:hAnsi="Arial" w:cs="Arial"/>
+                <w:rFonts w:ascii="Times New Roman" w:hAnsi="Times New Roman" w:cs="Times New Roman"/>
                 <w:color w:val="0A0A0A"/>
                 <w:shd w:val="clear" w:color="auto" w:fill="FFFFFF"/>
               </w:rPr>
@@ -1548,7 +1569,7 @@
             <w:proofErr w:type="spellEnd"/>
             <w:r>
               <w:rPr>
-                <w:rFonts w:ascii="Arial" w:hAnsi="Arial" w:cs="Arial"/>
+                <w:rFonts w:ascii="Times New Roman" w:hAnsi="Times New Roman" w:cs="Times New Roman"/>
                 <w:color w:val="0A0A0A"/>
                 <w:shd w:val="clear" w:color="auto" w:fill="FFFFFF"/>
               </w:rPr>
@@ -1561,6 +1582,7 @@
     <w:p>
       <w:pPr>
         <w:rPr>
+          <w:rFonts w:ascii="Times New Roman" w:hAnsi="Times New Roman" w:cs="Times New Roman"/>
           <w:b/>
           <w:sz w:val="32"/>
           <w:szCs w:val="32"/>
@@ -1568,6 +1590,7 @@
       </w:pPr>
       <w:r>
         <w:rPr>
+          <w:rFonts w:ascii="Times New Roman" w:hAnsi="Times New Roman" w:cs="Times New Roman"/>
           <w:b/>
           <w:sz w:val="32"/>
           <w:szCs w:val="32"/>
@@ -1582,101 +1605,176 @@
           <w:ilvl w:val="0"/>
           <w:numId w:val="2"/>
         </w:numPr>
-      </w:pPr>
-      <w:proofErr w:type="spellStart"/>
-      <w:r>
+        <w:rPr>
+          <w:rFonts w:ascii="Times New Roman" w:hAnsi="Times New Roman" w:cs="Times New Roman"/>
+        </w:rPr>
+      </w:pPr>
+      <w:proofErr w:type="spellStart"/>
+      <w:r>
+        <w:rPr>
+          <w:rFonts w:ascii="Times New Roman" w:hAnsi="Times New Roman" w:cs="Times New Roman"/>
+        </w:rPr>
         <w:t>Ít</w:t>
       </w:r>
       <w:proofErr w:type="spellEnd"/>
       <w:r>
+        <w:rPr>
+          <w:rFonts w:ascii="Times New Roman" w:hAnsi="Times New Roman" w:cs="Times New Roman"/>
+        </w:rPr>
         <w:t xml:space="preserve"> </w:t>
       </w:r>
       <w:proofErr w:type="spellStart"/>
       <w:r>
+        <w:rPr>
+          <w:rFonts w:ascii="Times New Roman" w:hAnsi="Times New Roman" w:cs="Times New Roman"/>
+        </w:rPr>
         <w:t>thuật</w:t>
       </w:r>
       <w:proofErr w:type="spellEnd"/>
       <w:r>
+        <w:rPr>
+          <w:rFonts w:ascii="Times New Roman" w:hAnsi="Times New Roman" w:cs="Times New Roman"/>
+        </w:rPr>
         <w:t xml:space="preserve"> </w:t>
       </w:r>
       <w:proofErr w:type="spellStart"/>
       <w:r>
+        <w:rPr>
+          <w:rFonts w:ascii="Times New Roman" w:hAnsi="Times New Roman" w:cs="Times New Roman"/>
+        </w:rPr>
         <w:t>toán</w:t>
       </w:r>
       <w:proofErr w:type="spellEnd"/>
       <w:r>
+        <w:rPr>
+          <w:rFonts w:ascii="Times New Roman" w:hAnsi="Times New Roman" w:cs="Times New Roman"/>
+        </w:rPr>
         <w:t xml:space="preserve"> </w:t>
       </w:r>
       <w:proofErr w:type="spellStart"/>
       <w:r>
+        <w:rPr>
+          <w:rFonts w:ascii="Times New Roman" w:hAnsi="Times New Roman" w:cs="Times New Roman"/>
+        </w:rPr>
         <w:t>hỗ</w:t>
       </w:r>
       <w:proofErr w:type="spellEnd"/>
       <w:r>
+        <w:rPr>
+          <w:rFonts w:ascii="Times New Roman" w:hAnsi="Times New Roman" w:cs="Times New Roman"/>
+        </w:rPr>
         <w:t xml:space="preserve"> </w:t>
       </w:r>
       <w:proofErr w:type="spellStart"/>
       <w:r>
+        <w:rPr>
+          <w:rFonts w:ascii="Times New Roman" w:hAnsi="Times New Roman" w:cs="Times New Roman"/>
+        </w:rPr>
         <w:t>trợ</w:t>
       </w:r>
       <w:proofErr w:type="spellEnd"/>
       <w:r>
+        <w:rPr>
+          <w:rFonts w:ascii="Times New Roman" w:hAnsi="Times New Roman" w:cs="Times New Roman"/>
+        </w:rPr>
         <w:t xml:space="preserve"> </w:t>
       </w:r>
       <w:proofErr w:type="spellStart"/>
       <w:r>
+        <w:rPr>
+          <w:rFonts w:ascii="Times New Roman" w:hAnsi="Times New Roman" w:cs="Times New Roman"/>
+        </w:rPr>
         <w:t>sử</w:t>
       </w:r>
       <w:proofErr w:type="spellEnd"/>
       <w:r>
+        <w:rPr>
+          <w:rFonts w:ascii="Times New Roman" w:hAnsi="Times New Roman" w:cs="Times New Roman"/>
+        </w:rPr>
         <w:t xml:space="preserve"> </w:t>
       </w:r>
       <w:proofErr w:type="spellStart"/>
       <w:r>
+        <w:rPr>
+          <w:rFonts w:ascii="Times New Roman" w:hAnsi="Times New Roman" w:cs="Times New Roman"/>
+        </w:rPr>
         <w:t>dụng</w:t>
       </w:r>
       <w:proofErr w:type="spellEnd"/>
       <w:r>
+        <w:rPr>
+          <w:rFonts w:ascii="Times New Roman" w:hAnsi="Times New Roman" w:cs="Times New Roman"/>
+        </w:rPr>
         <w:t xml:space="preserve"> DCE-MRI </w:t>
       </w:r>
       <w:proofErr w:type="spellStart"/>
       <w:r>
+        <w:rPr>
+          <w:rFonts w:ascii="Times New Roman" w:hAnsi="Times New Roman" w:cs="Times New Roman"/>
+        </w:rPr>
         <w:t>trong</w:t>
       </w:r>
       <w:proofErr w:type="spellEnd"/>
       <w:r>
+        <w:rPr>
+          <w:rFonts w:ascii="Times New Roman" w:hAnsi="Times New Roman" w:cs="Times New Roman"/>
+        </w:rPr>
         <w:t xml:space="preserve"> </w:t>
       </w:r>
       <w:proofErr w:type="spellStart"/>
       <w:r>
+        <w:rPr>
+          <w:rFonts w:ascii="Times New Roman" w:hAnsi="Times New Roman" w:cs="Times New Roman"/>
+        </w:rPr>
         <w:t>chuẩn</w:t>
       </w:r>
       <w:proofErr w:type="spellEnd"/>
       <w:r>
+        <w:rPr>
+          <w:rFonts w:ascii="Times New Roman" w:hAnsi="Times New Roman" w:cs="Times New Roman"/>
+        </w:rPr>
         <w:t xml:space="preserve"> </w:t>
       </w:r>
       <w:proofErr w:type="spellStart"/>
       <w:r>
+        <w:rPr>
+          <w:rFonts w:ascii="Times New Roman" w:hAnsi="Times New Roman" w:cs="Times New Roman"/>
+        </w:rPr>
         <w:t>đoán</w:t>
       </w:r>
       <w:proofErr w:type="spellEnd"/>
       <w:r>
+        <w:rPr>
+          <w:rFonts w:ascii="Times New Roman" w:hAnsi="Times New Roman" w:cs="Times New Roman"/>
+        </w:rPr>
         <w:t xml:space="preserve"> breast cancer do </w:t>
       </w:r>
       <w:proofErr w:type="spellStart"/>
       <w:r>
+        <w:rPr>
+          <w:rFonts w:ascii="Times New Roman" w:hAnsi="Times New Roman" w:cs="Times New Roman"/>
+        </w:rPr>
         <w:t>thiếu</w:t>
       </w:r>
       <w:proofErr w:type="spellEnd"/>
       <w:r>
+        <w:rPr>
+          <w:rFonts w:ascii="Times New Roman" w:hAnsi="Times New Roman" w:cs="Times New Roman"/>
+        </w:rPr>
         <w:t xml:space="preserve"> </w:t>
       </w:r>
       <w:proofErr w:type="spellStart"/>
       <w:r>
+        <w:rPr>
+          <w:rFonts w:ascii="Times New Roman" w:hAnsi="Times New Roman" w:cs="Times New Roman"/>
+        </w:rPr>
         <w:t>các</w:t>
       </w:r>
       <w:proofErr w:type="spellEnd"/>
       <w:r>
+        <w:rPr>
+          <w:rFonts w:ascii="Times New Roman" w:hAnsi="Times New Roman" w:cs="Times New Roman"/>
+        </w:rPr>
         <w:t xml:space="preserve"> public dataset.</w:t>
       </w:r>
     </w:p>
@@ -1687,56 +1785,98 @@
           <w:ilvl w:val="0"/>
           <w:numId w:val="2"/>
         </w:numPr>
-      </w:pPr>
-      <w:r>
+        <w:rPr>
+          <w:rFonts w:ascii="Times New Roman" w:hAnsi="Times New Roman" w:cs="Times New Roman"/>
+        </w:rPr>
+      </w:pPr>
+      <w:r>
+        <w:rPr>
+          <w:rFonts w:ascii="Times New Roman" w:hAnsi="Times New Roman" w:cs="Times New Roman"/>
+        </w:rPr>
         <w:t xml:space="preserve">Do </w:t>
       </w:r>
       <w:proofErr w:type="spellStart"/>
       <w:r>
+        <w:rPr>
+          <w:rFonts w:ascii="Times New Roman" w:hAnsi="Times New Roman" w:cs="Times New Roman"/>
+        </w:rPr>
         <w:t>đó</w:t>
       </w:r>
       <w:proofErr w:type="spellEnd"/>
       <w:r>
+        <w:rPr>
+          <w:rFonts w:ascii="Times New Roman" w:hAnsi="Times New Roman" w:cs="Times New Roman"/>
+        </w:rPr>
         <w:t xml:space="preserve"> </w:t>
       </w:r>
       <w:proofErr w:type="spellStart"/>
       <w:r>
+        <w:rPr>
+          <w:rFonts w:ascii="Times New Roman" w:hAnsi="Times New Roman" w:cs="Times New Roman"/>
+        </w:rPr>
         <w:t>họ</w:t>
       </w:r>
       <w:proofErr w:type="spellEnd"/>
       <w:r>
+        <w:rPr>
+          <w:rFonts w:ascii="Times New Roman" w:hAnsi="Times New Roman" w:cs="Times New Roman"/>
+        </w:rPr>
         <w:t xml:space="preserve"> release dataset </w:t>
       </w:r>
       <w:proofErr w:type="spellStart"/>
       <w:r>
+        <w:rPr>
+          <w:rFonts w:ascii="Times New Roman" w:hAnsi="Times New Roman" w:cs="Times New Roman"/>
+        </w:rPr>
         <w:t>để</w:t>
       </w:r>
       <w:proofErr w:type="spellEnd"/>
       <w:r>
+        <w:rPr>
+          <w:rFonts w:ascii="Times New Roman" w:hAnsi="Times New Roman" w:cs="Times New Roman"/>
+        </w:rPr>
         <w:t xml:space="preserve"> </w:t>
       </w:r>
       <w:proofErr w:type="spellStart"/>
       <w:r>
+        <w:rPr>
+          <w:rFonts w:ascii="Times New Roman" w:hAnsi="Times New Roman" w:cs="Times New Roman"/>
+        </w:rPr>
         <w:t>phục</w:t>
       </w:r>
       <w:proofErr w:type="spellEnd"/>
       <w:r>
+        <w:rPr>
+          <w:rFonts w:ascii="Times New Roman" w:hAnsi="Times New Roman" w:cs="Times New Roman"/>
+        </w:rPr>
         <w:t xml:space="preserve"> </w:t>
       </w:r>
       <w:proofErr w:type="spellStart"/>
       <w:r>
+        <w:rPr>
+          <w:rFonts w:ascii="Times New Roman" w:hAnsi="Times New Roman" w:cs="Times New Roman"/>
+        </w:rPr>
         <w:t>vụ</w:t>
       </w:r>
       <w:proofErr w:type="spellEnd"/>
       <w:r>
+        <w:rPr>
+          <w:rFonts w:ascii="Times New Roman" w:hAnsi="Times New Roman" w:cs="Times New Roman"/>
+        </w:rPr>
         <w:t xml:space="preserve"> </w:t>
       </w:r>
       <w:proofErr w:type="spellStart"/>
       <w:r>
+        <w:rPr>
+          <w:rFonts w:ascii="Times New Roman" w:hAnsi="Times New Roman" w:cs="Times New Roman"/>
+        </w:rPr>
         <w:t>cho</w:t>
       </w:r>
       <w:proofErr w:type="spellEnd"/>
       <w:r>
+        <w:rPr>
+          <w:rFonts w:ascii="Times New Roman" w:hAnsi="Times New Roman" w:cs="Times New Roman"/>
+        </w:rPr>
         <w:t xml:space="preserve"> breast tumor segmentation and classification.</w:t>
       </w:r>
     </w:p>
@@ -1747,144 +1887,252 @@
           <w:ilvl w:val="0"/>
           <w:numId w:val="2"/>
         </w:numPr>
-      </w:pPr>
-      <w:proofErr w:type="spellStart"/>
-      <w:r>
+        <w:rPr>
+          <w:rFonts w:ascii="Times New Roman" w:hAnsi="Times New Roman" w:cs="Times New Roman"/>
+        </w:rPr>
+      </w:pPr>
+      <w:proofErr w:type="spellStart"/>
+      <w:r>
+        <w:rPr>
+          <w:rFonts w:ascii="Times New Roman" w:hAnsi="Times New Roman" w:cs="Times New Roman"/>
+        </w:rPr>
         <w:t>Cả</w:t>
       </w:r>
       <w:proofErr w:type="spellEnd"/>
       <w:r>
+        <w:rPr>
+          <w:rFonts w:ascii="Times New Roman" w:hAnsi="Times New Roman" w:cs="Times New Roman"/>
+        </w:rPr>
         <w:t xml:space="preserve"> segmentation </w:t>
       </w:r>
       <w:proofErr w:type="spellStart"/>
       <w:r>
+        <w:rPr>
+          <w:rFonts w:ascii="Times New Roman" w:hAnsi="Times New Roman" w:cs="Times New Roman"/>
+        </w:rPr>
         <w:t>và</w:t>
       </w:r>
       <w:proofErr w:type="spellEnd"/>
       <w:r>
+        <w:rPr>
+          <w:rFonts w:ascii="Times New Roman" w:hAnsi="Times New Roman" w:cs="Times New Roman"/>
+        </w:rPr>
         <w:t xml:space="preserve"> classification </w:t>
       </w:r>
       <w:proofErr w:type="spellStart"/>
       <w:r>
+        <w:rPr>
+          <w:rFonts w:ascii="Times New Roman" w:hAnsi="Times New Roman" w:cs="Times New Roman"/>
+        </w:rPr>
         <w:t>trên</w:t>
       </w:r>
       <w:proofErr w:type="spellEnd"/>
       <w:r>
+        <w:rPr>
+          <w:rFonts w:ascii="Times New Roman" w:hAnsi="Times New Roman" w:cs="Times New Roman"/>
+        </w:rPr>
         <w:t xml:space="preserve"> DCE-MRI </w:t>
       </w:r>
       <w:proofErr w:type="spellStart"/>
       <w:r>
+        <w:rPr>
+          <w:rFonts w:ascii="Times New Roman" w:hAnsi="Times New Roman" w:cs="Times New Roman"/>
+        </w:rPr>
         <w:t>đều</w:t>
       </w:r>
       <w:proofErr w:type="spellEnd"/>
       <w:r>
+        <w:rPr>
+          <w:rFonts w:ascii="Times New Roman" w:hAnsi="Times New Roman" w:cs="Times New Roman"/>
+        </w:rPr>
         <w:t xml:space="preserve"> </w:t>
       </w:r>
       <w:proofErr w:type="spellStart"/>
       <w:r>
+        <w:rPr>
+          <w:rFonts w:ascii="Times New Roman" w:hAnsi="Times New Roman" w:cs="Times New Roman"/>
+        </w:rPr>
         <w:t>rất</w:t>
       </w:r>
       <w:proofErr w:type="spellEnd"/>
       <w:r>
+        <w:rPr>
+          <w:rFonts w:ascii="Times New Roman" w:hAnsi="Times New Roman" w:cs="Times New Roman"/>
+        </w:rPr>
         <w:t xml:space="preserve"> </w:t>
       </w:r>
       <w:proofErr w:type="spellStart"/>
       <w:r>
+        <w:rPr>
+          <w:rFonts w:ascii="Times New Roman" w:hAnsi="Times New Roman" w:cs="Times New Roman"/>
+        </w:rPr>
         <w:t>khó</w:t>
       </w:r>
       <w:proofErr w:type="spellEnd"/>
       <w:r>
+        <w:rPr>
+          <w:rFonts w:ascii="Times New Roman" w:hAnsi="Times New Roman" w:cs="Times New Roman"/>
+        </w:rPr>
         <w:t xml:space="preserve"> </w:t>
       </w:r>
       <w:r>
+        <w:rPr>
+          <w:rFonts w:ascii="Times New Roman" w:hAnsi="Times New Roman" w:cs="Times New Roman"/>
+        </w:rPr>
         <w:t>(</w:t>
       </w:r>
       <w:proofErr w:type="spellStart"/>
       <w:r>
+        <w:rPr>
+          <w:rFonts w:ascii="Times New Roman" w:hAnsi="Times New Roman" w:cs="Times New Roman"/>
+        </w:rPr>
         <w:t>chứng</w:t>
       </w:r>
       <w:proofErr w:type="spellEnd"/>
       <w:r>
+        <w:rPr>
+          <w:rFonts w:ascii="Times New Roman" w:hAnsi="Times New Roman" w:cs="Times New Roman"/>
+        </w:rPr>
         <w:t xml:space="preserve"> minh </w:t>
       </w:r>
       <w:proofErr w:type="spellStart"/>
       <w:r>
+        <w:rPr>
+          <w:rFonts w:ascii="Times New Roman" w:hAnsi="Times New Roman" w:cs="Times New Roman"/>
+        </w:rPr>
         <w:t>thông</w:t>
       </w:r>
       <w:proofErr w:type="spellEnd"/>
       <w:r>
+        <w:rPr>
+          <w:rFonts w:ascii="Times New Roman" w:hAnsi="Times New Roman" w:cs="Times New Roman"/>
+        </w:rPr>
         <w:t xml:space="preserve"> qua </w:t>
       </w:r>
       <w:proofErr w:type="spellStart"/>
       <w:r>
+        <w:rPr>
+          <w:rFonts w:ascii="Times New Roman" w:hAnsi="Times New Roman" w:cs="Times New Roman"/>
+        </w:rPr>
         <w:t>các</w:t>
       </w:r>
       <w:proofErr w:type="spellEnd"/>
       <w:r>
+        <w:rPr>
+          <w:rFonts w:ascii="Times New Roman" w:hAnsi="Times New Roman" w:cs="Times New Roman"/>
+        </w:rPr>
         <w:t xml:space="preserve"> benchmark </w:t>
       </w:r>
       <w:proofErr w:type="spellStart"/>
       <w:r>
+        <w:rPr>
+          <w:rFonts w:ascii="Times New Roman" w:hAnsi="Times New Roman" w:cs="Times New Roman"/>
+        </w:rPr>
         <w:t>từ</w:t>
       </w:r>
       <w:proofErr w:type="spellEnd"/>
       <w:r>
+        <w:rPr>
+          <w:rFonts w:ascii="Times New Roman" w:hAnsi="Times New Roman" w:cs="Times New Roman"/>
+        </w:rPr>
         <w:t xml:space="preserve"> </w:t>
       </w:r>
       <w:proofErr w:type="spellStart"/>
       <w:r>
+        <w:rPr>
+          <w:rFonts w:ascii="Times New Roman" w:hAnsi="Times New Roman" w:cs="Times New Roman"/>
+        </w:rPr>
         <w:t>nhiều</w:t>
       </w:r>
       <w:proofErr w:type="spellEnd"/>
       <w:r>
+        <w:rPr>
+          <w:rFonts w:ascii="Times New Roman" w:hAnsi="Times New Roman" w:cs="Times New Roman"/>
+        </w:rPr>
         <w:t xml:space="preserve"> </w:t>
       </w:r>
       <w:proofErr w:type="spellStart"/>
       <w:r>
+        <w:rPr>
+          <w:rFonts w:ascii="Times New Roman" w:hAnsi="Times New Roman" w:cs="Times New Roman"/>
+        </w:rPr>
         <w:t>thuật</w:t>
       </w:r>
       <w:proofErr w:type="spellEnd"/>
       <w:r>
+        <w:rPr>
+          <w:rFonts w:ascii="Times New Roman" w:hAnsi="Times New Roman" w:cs="Times New Roman"/>
+        </w:rPr>
         <w:t xml:space="preserve"> </w:t>
       </w:r>
       <w:proofErr w:type="spellStart"/>
       <w:r>
+        <w:rPr>
+          <w:rFonts w:ascii="Times New Roman" w:hAnsi="Times New Roman" w:cs="Times New Roman"/>
+        </w:rPr>
         <w:t>toán</w:t>
       </w:r>
       <w:proofErr w:type="spellEnd"/>
       <w:r>
+        <w:rPr>
+          <w:rFonts w:ascii="Times New Roman" w:hAnsi="Times New Roman" w:cs="Times New Roman"/>
+        </w:rPr>
         <w:t xml:space="preserve">, </w:t>
       </w:r>
       <w:proofErr w:type="spellStart"/>
       <w:r>
+        <w:rPr>
+          <w:rFonts w:ascii="Times New Roman" w:hAnsi="Times New Roman" w:cs="Times New Roman"/>
+        </w:rPr>
         <w:t>cả</w:t>
       </w:r>
       <w:proofErr w:type="spellEnd"/>
       <w:r>
+        <w:rPr>
+          <w:rFonts w:ascii="Times New Roman" w:hAnsi="Times New Roman" w:cs="Times New Roman"/>
+        </w:rPr>
         <w:t xml:space="preserve"> </w:t>
       </w:r>
       <w:proofErr w:type="spellStart"/>
       <w:r>
+        <w:rPr>
+          <w:rFonts w:ascii="Times New Roman" w:hAnsi="Times New Roman" w:cs="Times New Roman"/>
+        </w:rPr>
         <w:t>truyền</w:t>
       </w:r>
       <w:proofErr w:type="spellEnd"/>
       <w:r>
+        <w:rPr>
+          <w:rFonts w:ascii="Times New Roman" w:hAnsi="Times New Roman" w:cs="Times New Roman"/>
+        </w:rPr>
         <w:t xml:space="preserve"> </w:t>
       </w:r>
       <w:proofErr w:type="spellStart"/>
       <w:r>
+        <w:rPr>
+          <w:rFonts w:ascii="Times New Roman" w:hAnsi="Times New Roman" w:cs="Times New Roman"/>
+        </w:rPr>
         <w:t>thống</w:t>
       </w:r>
       <w:proofErr w:type="spellEnd"/>
       <w:r>
+        <w:rPr>
+          <w:rFonts w:ascii="Times New Roman" w:hAnsi="Times New Roman" w:cs="Times New Roman"/>
+        </w:rPr>
         <w:t xml:space="preserve"> </w:t>
       </w:r>
       <w:proofErr w:type="spellStart"/>
       <w:r>
+        <w:rPr>
+          <w:rFonts w:ascii="Times New Roman" w:hAnsi="Times New Roman" w:cs="Times New Roman"/>
+        </w:rPr>
         <w:t>lẫn</w:t>
       </w:r>
       <w:proofErr w:type="spellEnd"/>
       <w:r>
+        <w:rPr>
+          <w:rFonts w:ascii="Times New Roman" w:hAnsi="Times New Roman" w:cs="Times New Roman"/>
+        </w:rPr>
         <w:t xml:space="preserve"> deep learning).</w:t>
       </w:r>
     </w:p>
@@ -1895,43 +2143,71 @@
           <w:ilvl w:val="0"/>
           <w:numId w:val="2"/>
         </w:numPr>
-      </w:pPr>
-      <w:proofErr w:type="spellStart"/>
-      <w:r>
+        <w:rPr>
+          <w:rFonts w:ascii="Times New Roman" w:hAnsi="Times New Roman" w:cs="Times New Roman"/>
+        </w:rPr>
+      </w:pPr>
+      <w:proofErr w:type="spellStart"/>
+      <w:r>
+        <w:rPr>
+          <w:rFonts w:ascii="Times New Roman" w:hAnsi="Times New Roman" w:cs="Times New Roman"/>
+        </w:rPr>
         <w:t>Đề</w:t>
       </w:r>
       <w:proofErr w:type="spellEnd"/>
       <w:r>
+        <w:rPr>
+          <w:rFonts w:ascii="Times New Roman" w:hAnsi="Times New Roman" w:cs="Times New Roman"/>
+        </w:rPr>
         <w:t xml:space="preserve"> </w:t>
       </w:r>
       <w:proofErr w:type="spellStart"/>
       <w:r>
+        <w:rPr>
+          <w:rFonts w:ascii="Times New Roman" w:hAnsi="Times New Roman" w:cs="Times New Roman"/>
+        </w:rPr>
         <w:t>xuất</w:t>
       </w:r>
       <w:proofErr w:type="spellEnd"/>
       <w:r>
+        <w:rPr>
+          <w:rFonts w:ascii="Times New Roman" w:hAnsi="Times New Roman" w:cs="Times New Roman"/>
+        </w:rPr>
         <w:t xml:space="preserve"> </w:t>
       </w:r>
       <w:proofErr w:type="spellStart"/>
       <w:r>
+        <w:rPr>
+          <w:rFonts w:ascii="Times New Roman" w:hAnsi="Times New Roman" w:cs="Times New Roman"/>
+        </w:rPr>
         <w:t>mô</w:t>
       </w:r>
       <w:proofErr w:type="spellEnd"/>
       <w:r>
+        <w:rPr>
+          <w:rFonts w:ascii="Times New Roman" w:hAnsi="Times New Roman" w:cs="Times New Roman"/>
+        </w:rPr>
         <w:t xml:space="preserve"> </w:t>
       </w:r>
       <w:proofErr w:type="spellStart"/>
       <w:r>
+        <w:rPr>
+          <w:rFonts w:ascii="Times New Roman" w:hAnsi="Times New Roman" w:cs="Times New Roman"/>
+        </w:rPr>
         <w:t>hình</w:t>
       </w:r>
       <w:proofErr w:type="spellEnd"/>
       <w:r>
+        <w:rPr>
+          <w:rFonts w:ascii="Times New Roman" w:hAnsi="Times New Roman" w:cs="Times New Roman"/>
+        </w:rPr>
         <w:t xml:space="preserve"> LG-CAFN.</w:t>
       </w:r>
     </w:p>
     <w:p>
       <w:pPr>
         <w:rPr>
+          <w:rFonts w:ascii="Times New Roman" w:hAnsi="Times New Roman" w:cs="Times New Roman"/>
           <w:b/>
           <w:sz w:val="32"/>
           <w:szCs w:val="32"/>
@@ -1939,6 +2215,7 @@
       </w:pPr>
       <w:r>
         <w:rPr>
+          <w:rFonts w:ascii="Times New Roman" w:hAnsi="Times New Roman" w:cs="Times New Roman"/>
           <w:b/>
           <w:sz w:val="32"/>
           <w:szCs w:val="32"/>
@@ -1949,6 +2226,7 @@
     <w:p>
       <w:pPr>
         <w:rPr>
+          <w:rFonts w:ascii="Times New Roman" w:hAnsi="Times New Roman" w:cs="Times New Roman"/>
           <w:b/>
           <w:sz w:val="28"/>
           <w:szCs w:val="28"/>
@@ -1956,6 +2234,7 @@
       </w:pPr>
       <w:r>
         <w:rPr>
+          <w:rFonts w:ascii="Times New Roman" w:hAnsi="Times New Roman" w:cs="Times New Roman"/>
           <w:b/>
           <w:sz w:val="28"/>
           <w:szCs w:val="28"/>
@@ -1971,115 +2250,122 @@
           <w:numId w:val="2"/>
         </w:numPr>
         <w:rPr>
+          <w:rFonts w:ascii="Times New Roman" w:hAnsi="Times New Roman" w:cs="Times New Roman"/>
           <w:sz w:val="24"/>
           <w:szCs w:val="24"/>
         </w:rPr>
       </w:pPr>
       <w:r>
         <w:rPr>
+          <w:rFonts w:ascii="Times New Roman" w:hAnsi="Times New Roman" w:cs="Times New Roman"/>
           <w:sz w:val="24"/>
           <w:szCs w:val="24"/>
         </w:rPr>
-        <w:t>Pa</w:t>
-      </w:r>
-      <w:r>
-        <w:rPr>
+        <w:t xml:space="preserve">Paper aim </w:t>
+      </w:r>
+      <w:proofErr w:type="spellStart"/>
+      <w:r>
+        <w:rPr>
+          <w:rFonts w:ascii="Times New Roman" w:hAnsi="Times New Roman" w:cs="Times New Roman"/>
           <w:sz w:val="24"/>
           <w:szCs w:val="24"/>
         </w:rPr>
-        <w:t xml:space="preserve">per aim </w:t>
-      </w:r>
-      <w:proofErr w:type="spellStart"/>
-      <w:r>
-        <w:rPr>
+        <w:t>đến</w:t>
+      </w:r>
+      <w:proofErr w:type="spellEnd"/>
+      <w:r>
+        <w:rPr>
+          <w:rFonts w:ascii="Times New Roman" w:hAnsi="Times New Roman" w:cs="Times New Roman"/>
           <w:sz w:val="24"/>
           <w:szCs w:val="24"/>
         </w:rPr>
-        <w:t>đến</w:t>
-      </w:r>
-      <w:proofErr w:type="spellEnd"/>
-      <w:r>
-        <w:rPr>
+        <w:t xml:space="preserve"> </w:t>
+      </w:r>
+      <w:proofErr w:type="spellStart"/>
+      <w:r>
+        <w:rPr>
+          <w:rFonts w:ascii="Times New Roman" w:hAnsi="Times New Roman" w:cs="Times New Roman"/>
           <w:sz w:val="24"/>
           <w:szCs w:val="24"/>
         </w:rPr>
-        <w:t xml:space="preserve"> </w:t>
-      </w:r>
-      <w:proofErr w:type="spellStart"/>
-      <w:r>
-        <w:rPr>
+        <w:t>thiết</w:t>
+      </w:r>
+      <w:proofErr w:type="spellEnd"/>
+      <w:r>
+        <w:rPr>
+          <w:rFonts w:ascii="Times New Roman" w:hAnsi="Times New Roman" w:cs="Times New Roman"/>
           <w:sz w:val="24"/>
           <w:szCs w:val="24"/>
         </w:rPr>
-        <w:t>thiết</w:t>
-      </w:r>
-      <w:proofErr w:type="spellEnd"/>
-      <w:r>
-        <w:rPr>
+        <w:t xml:space="preserve"> </w:t>
+      </w:r>
+      <w:proofErr w:type="spellStart"/>
+      <w:r>
+        <w:rPr>
+          <w:rFonts w:ascii="Times New Roman" w:hAnsi="Times New Roman" w:cs="Times New Roman"/>
           <w:sz w:val="24"/>
           <w:szCs w:val="24"/>
         </w:rPr>
-        <w:t xml:space="preserve"> </w:t>
-      </w:r>
-      <w:proofErr w:type="spellStart"/>
-      <w:r>
-        <w:rPr>
+        <w:t>lập</w:t>
+      </w:r>
+      <w:proofErr w:type="spellEnd"/>
+      <w:r>
+        <w:rPr>
+          <w:rFonts w:ascii="Times New Roman" w:hAnsi="Times New Roman" w:cs="Times New Roman"/>
           <w:sz w:val="24"/>
           <w:szCs w:val="24"/>
         </w:rPr>
-        <w:t>lập</w:t>
-      </w:r>
-      <w:proofErr w:type="spellEnd"/>
-      <w:r>
-        <w:rPr>
+        <w:t xml:space="preserve"> 1 dataset </w:t>
+      </w:r>
+      <w:proofErr w:type="spellStart"/>
+      <w:r>
+        <w:rPr>
+          <w:rFonts w:ascii="Times New Roman" w:hAnsi="Times New Roman" w:cs="Times New Roman"/>
           <w:sz w:val="24"/>
           <w:szCs w:val="24"/>
         </w:rPr>
-        <w:t xml:space="preserve"> 1 dataset </w:t>
-      </w:r>
-      <w:proofErr w:type="spellStart"/>
-      <w:r>
-        <w:rPr>
+        <w:t>cho</w:t>
+      </w:r>
+      <w:proofErr w:type="spellEnd"/>
+      <w:r>
+        <w:rPr>
+          <w:rFonts w:ascii="Times New Roman" w:hAnsi="Times New Roman" w:cs="Times New Roman"/>
           <w:sz w:val="24"/>
           <w:szCs w:val="24"/>
         </w:rPr>
-        <w:t>cho</w:t>
-      </w:r>
-      <w:proofErr w:type="spellEnd"/>
-      <w:r>
-        <w:rPr>
+        <w:t xml:space="preserve"> </w:t>
+      </w:r>
+      <w:proofErr w:type="spellStart"/>
+      <w:r>
+        <w:rPr>
+          <w:rFonts w:ascii="Times New Roman" w:hAnsi="Times New Roman" w:cs="Times New Roman"/>
           <w:sz w:val="24"/>
           <w:szCs w:val="24"/>
         </w:rPr>
-        <w:t xml:space="preserve"> </w:t>
-      </w:r>
-      <w:proofErr w:type="spellStart"/>
-      <w:r>
-        <w:rPr>
+        <w:t>cả</w:t>
+      </w:r>
+      <w:proofErr w:type="spellEnd"/>
+      <w:r>
+        <w:rPr>
+          <w:rFonts w:ascii="Times New Roman" w:hAnsi="Times New Roman" w:cs="Times New Roman"/>
           <w:sz w:val="24"/>
           <w:szCs w:val="24"/>
         </w:rPr>
-        <w:t>cả</w:t>
-      </w:r>
-      <w:proofErr w:type="spellEnd"/>
-      <w:r>
-        <w:rPr>
+        <w:t xml:space="preserve"> segmentation </w:t>
+      </w:r>
+      <w:proofErr w:type="spellStart"/>
+      <w:r>
+        <w:rPr>
+          <w:rFonts w:ascii="Times New Roman" w:hAnsi="Times New Roman" w:cs="Times New Roman"/>
           <w:sz w:val="24"/>
           <w:szCs w:val="24"/>
         </w:rPr>
-        <w:t xml:space="preserve"> segmentation </w:t>
-      </w:r>
-      <w:proofErr w:type="spellStart"/>
-      <w:r>
-        <w:rPr>
-          <w:sz w:val="24"/>
-          <w:szCs w:val="24"/>
-        </w:rPr>
         <w:t>và</w:t>
       </w:r>
       <w:proofErr w:type="spellEnd"/>
       <w:r>
         <w:rPr>
+          <w:rFonts w:ascii="Times New Roman" w:hAnsi="Times New Roman" w:cs="Times New Roman"/>
           <w:sz w:val="24"/>
           <w:szCs w:val="24"/>
         </w:rPr>
@@ -2094,6 +2380,7 @@
           <w:numId w:val="2"/>
         </w:numPr>
         <w:rPr>
+          <w:rFonts w:ascii="Times New Roman" w:hAnsi="Times New Roman" w:cs="Times New Roman"/>
           <w:sz w:val="24"/>
           <w:szCs w:val="24"/>
         </w:rPr>
@@ -2101,6 +2388,7 @@
       <w:proofErr w:type="spellStart"/>
       <w:r>
         <w:rPr>
+          <w:rFonts w:ascii="Times New Roman" w:hAnsi="Times New Roman" w:cs="Times New Roman"/>
           <w:sz w:val="24"/>
           <w:szCs w:val="24"/>
         </w:rPr>
@@ -2109,6 +2397,7 @@
       <w:proofErr w:type="spellEnd"/>
       <w:r>
         <w:rPr>
+          <w:rFonts w:ascii="Times New Roman" w:hAnsi="Times New Roman" w:cs="Times New Roman"/>
           <w:sz w:val="24"/>
           <w:szCs w:val="24"/>
         </w:rPr>
@@ -2117,6 +2406,7 @@
       <w:proofErr w:type="spellStart"/>
       <w:r>
         <w:rPr>
+          <w:rFonts w:ascii="Times New Roman" w:hAnsi="Times New Roman" w:cs="Times New Roman"/>
           <w:sz w:val="24"/>
           <w:szCs w:val="24"/>
         </w:rPr>
@@ -2125,22 +2415,17 @@
       <w:proofErr w:type="spellEnd"/>
       <w:r>
         <w:rPr>
+          <w:rFonts w:ascii="Times New Roman" w:hAnsi="Times New Roman" w:cs="Times New Roman"/>
           <w:sz w:val="24"/>
           <w:szCs w:val="24"/>
         </w:rPr>
-        <w:t xml:space="preserve"> </w:t>
-      </w:r>
-      <w:r>
-        <w:rPr>
-          <w:sz w:val="24"/>
-          <w:szCs w:val="24"/>
-        </w:rPr>
-        <w:t>local–global cross attention fusion network</w:t>
-      </w:r>
-    </w:p>
-    <w:p>
-      <w:pPr>
-        <w:rPr>
+        <w:t xml:space="preserve"> local–global cross attention fusion network</w:t>
+      </w:r>
+    </w:p>
+    <w:p>
+      <w:pPr>
+        <w:rPr>
+          <w:rFonts w:ascii="Times New Roman" w:hAnsi="Times New Roman" w:cs="Times New Roman"/>
           <w:b/>
           <w:sz w:val="28"/>
           <w:szCs w:val="28"/>
@@ -2148,9 +2433,15 @@
       </w:pPr>
     </w:p>
     <w:p>
-      <w:proofErr w:type="spellStart"/>
-      <w:r>
-        <w:rPr>
+      <w:pPr>
+        <w:rPr>
+          <w:rFonts w:ascii="Times New Roman" w:hAnsi="Times New Roman" w:cs="Times New Roman"/>
+        </w:rPr>
+      </w:pPr>
+      <w:proofErr w:type="spellStart"/>
+      <w:r>
+        <w:rPr>
+          <w:rFonts w:ascii="Times New Roman" w:hAnsi="Times New Roman" w:cs="Times New Roman"/>
           <w:b/>
           <w:sz w:val="28"/>
           <w:szCs w:val="28"/>
@@ -2159,6 +2450,7 @@
       </w:r>
       <w:r>
         <w:rPr>
+          <w:rFonts w:ascii="Times New Roman" w:hAnsi="Times New Roman" w:cs="Times New Roman"/>
           <w:b/>
           <w:sz w:val="28"/>
           <w:szCs w:val="28"/>
@@ -2167,6 +2459,7 @@
       </w:r>
       <w:r>
         <w:rPr>
+          <w:rFonts w:ascii="Times New Roman" w:hAnsi="Times New Roman" w:cs="Times New Roman"/>
           <w:b/>
           <w:sz w:val="28"/>
           <w:szCs w:val="28"/>
@@ -2176,6 +2469,7 @@
       <w:proofErr w:type="spellEnd"/>
       <w:r>
         <w:rPr>
+          <w:rFonts w:ascii="Times New Roman" w:hAnsi="Times New Roman" w:cs="Times New Roman"/>
           <w:b/>
           <w:sz w:val="28"/>
           <w:szCs w:val="28"/>
@@ -2184,6 +2478,7 @@
       </w:r>
       <w:r>
         <w:rPr>
+          <w:rFonts w:ascii="Times New Roman" w:hAnsi="Times New Roman" w:cs="Times New Roman"/>
           <w:b/>
           <w:sz w:val="28"/>
           <w:szCs w:val="28"/>
@@ -2191,16 +2486,14 @@
         <w:t xml:space="preserve"> [</w:t>
       </w:r>
       <w:r>
-        <w:t>232 patients</w:t>
-      </w:r>
-      <w:r>
-        <w:t xml:space="preserve"> </w:t>
-      </w:r>
-      <w:r>
-        <w:t>(147 malignant and 85 benign)</w:t>
-      </w:r>
-      <w:r>
-        <w:rPr>
+        <w:rPr>
+          <w:rFonts w:ascii="Times New Roman" w:hAnsi="Times New Roman" w:cs="Times New Roman"/>
+        </w:rPr>
+        <w:t>232 patients (147 malignant and 85 benign)</w:t>
+      </w:r>
+      <w:r>
+        <w:rPr>
+          <w:rFonts w:ascii="Times New Roman" w:hAnsi="Times New Roman" w:cs="Times New Roman"/>
           <w:b/>
           <w:sz w:val="28"/>
           <w:szCs w:val="28"/>
@@ -2216,18 +2509,23 @@
           <w:numId w:val="2"/>
         </w:numPr>
         <w:rPr>
+          <w:rFonts w:ascii="Times New Roman" w:hAnsi="Times New Roman" w:cs="Times New Roman"/>
           <w:sz w:val="24"/>
           <w:szCs w:val="24"/>
         </w:rPr>
       </w:pPr>
       <w:r>
         <w:rPr>
+          <w:rFonts w:ascii="Times New Roman" w:hAnsi="Times New Roman" w:cs="Times New Roman"/>
           <w:sz w:val="24"/>
           <w:szCs w:val="24"/>
         </w:rPr>
         <w:t xml:space="preserve">Collect ở </w:t>
       </w:r>
       <w:r>
+        <w:rPr>
+          <w:rFonts w:ascii="Times New Roman" w:hAnsi="Times New Roman" w:cs="Times New Roman"/>
+        </w:rPr>
         <w:t>Taizhou University Hospital</w:t>
       </w:r>
     </w:p>
@@ -2239,11 +2537,15 @@
           <w:numId w:val="2"/>
         </w:numPr>
         <w:rPr>
+          <w:rFonts w:ascii="Times New Roman" w:hAnsi="Times New Roman" w:cs="Times New Roman"/>
           <w:sz w:val="24"/>
           <w:szCs w:val="24"/>
         </w:rPr>
       </w:pPr>
       <w:r>
+        <w:rPr>
+          <w:rFonts w:ascii="Times New Roman" w:hAnsi="Times New Roman" w:cs="Times New Roman"/>
+        </w:rPr>
         <w:t>Contain:</w:t>
       </w:r>
     </w:p>
@@ -2255,11 +2557,15 @@
           <w:numId w:val="2"/>
         </w:numPr>
         <w:rPr>
+          <w:rFonts w:ascii="Times New Roman" w:hAnsi="Times New Roman" w:cs="Times New Roman"/>
           <w:sz w:val="24"/>
           <w:szCs w:val="24"/>
         </w:rPr>
       </w:pPr>
       <w:r>
+        <w:rPr>
+          <w:rFonts w:ascii="Times New Roman" w:hAnsi="Times New Roman" w:cs="Times New Roman"/>
+        </w:rPr>
         <w:t>1 pre-contrast sequence</w:t>
       </w:r>
     </w:p>
@@ -2271,18 +2577,23 @@
           <w:numId w:val="2"/>
         </w:numPr>
         <w:rPr>
+          <w:rFonts w:ascii="Times New Roman" w:hAnsi="Times New Roman" w:cs="Times New Roman"/>
           <w:sz w:val="24"/>
           <w:szCs w:val="24"/>
         </w:rPr>
       </w:pPr>
       <w:r>
         <w:rPr>
+          <w:rFonts w:ascii="Times New Roman" w:hAnsi="Times New Roman" w:cs="Times New Roman"/>
           <w:sz w:val="24"/>
           <w:szCs w:val="24"/>
         </w:rPr>
         <w:t xml:space="preserve">8 </w:t>
       </w:r>
       <w:r>
+        <w:rPr>
+          <w:rFonts w:ascii="Times New Roman" w:hAnsi="Times New Roman" w:cs="Times New Roman"/>
+        </w:rPr>
         <w:t>post-contrast continuous scanning sequences</w:t>
       </w:r>
     </w:p>
@@ -2294,11 +2605,15 @@
           <w:numId w:val="2"/>
         </w:numPr>
         <w:rPr>
+          <w:rFonts w:ascii="Times New Roman" w:hAnsi="Times New Roman" w:cs="Times New Roman"/>
           <w:sz w:val="24"/>
           <w:szCs w:val="24"/>
         </w:rPr>
       </w:pPr>
       <w:r>
+        <w:rPr>
+          <w:rFonts w:ascii="Times New Roman" w:hAnsi="Times New Roman" w:cs="Times New Roman"/>
+        </w:rPr>
         <w:t>8 subtract sequences</w:t>
       </w:r>
     </w:p>
@@ -2322,6 +2637,7 @@
           <w:p>
             <w:pPr>
               <w:rPr>
+                <w:rFonts w:ascii="Times New Roman" w:hAnsi="Times New Roman" w:cs="Times New Roman"/>
                 <w:sz w:val="24"/>
                 <w:szCs w:val="24"/>
               </w:rPr>
@@ -2335,12 +2651,14 @@
           <w:p>
             <w:pPr>
               <w:rPr>
+                <w:rFonts w:ascii="Times New Roman" w:hAnsi="Times New Roman" w:cs="Times New Roman"/>
                 <w:sz w:val="24"/>
                 <w:szCs w:val="24"/>
               </w:rPr>
             </w:pPr>
             <w:r>
               <w:rPr>
+                <w:rFonts w:ascii="Times New Roman" w:hAnsi="Times New Roman" w:cs="Times New Roman"/>
                 <w:sz w:val="24"/>
                 <w:szCs w:val="24"/>
               </w:rPr>
@@ -2355,12 +2673,14 @@
           <w:p>
             <w:pPr>
               <w:rPr>
+                <w:rFonts w:ascii="Times New Roman" w:hAnsi="Times New Roman" w:cs="Times New Roman"/>
                 <w:sz w:val="24"/>
                 <w:szCs w:val="24"/>
               </w:rPr>
             </w:pPr>
             <w:r>
               <w:rPr>
+                <w:rFonts w:ascii="Times New Roman" w:hAnsi="Times New Roman" w:cs="Times New Roman"/>
                 <w:sz w:val="24"/>
                 <w:szCs w:val="24"/>
               </w:rPr>
@@ -2375,12 +2695,14 @@
           <w:p>
             <w:pPr>
               <w:rPr>
+                <w:rFonts w:ascii="Times New Roman" w:hAnsi="Times New Roman" w:cs="Times New Roman"/>
                 <w:sz w:val="24"/>
                 <w:szCs w:val="24"/>
               </w:rPr>
             </w:pPr>
             <w:r>
               <w:rPr>
+                <w:rFonts w:ascii="Times New Roman" w:hAnsi="Times New Roman" w:cs="Times New Roman"/>
                 <w:sz w:val="24"/>
                 <w:szCs w:val="24"/>
               </w:rPr>
@@ -2397,11 +2719,15 @@
           <w:p>
             <w:pPr>
               <w:rPr>
+                <w:rFonts w:ascii="Times New Roman" w:hAnsi="Times New Roman" w:cs="Times New Roman"/>
                 <w:sz w:val="24"/>
                 <w:szCs w:val="24"/>
               </w:rPr>
             </w:pPr>
             <w:r>
+              <w:rPr>
+                <w:rFonts w:ascii="Times New Roman" w:hAnsi="Times New Roman" w:cs="Times New Roman"/>
+              </w:rPr>
               <w:t>Benign</w:t>
             </w:r>
           </w:p>
@@ -2413,22 +2739,28 @@
           <w:p>
             <w:pPr>
               <w:rPr>
+                <w:rFonts w:ascii="Times New Roman" w:hAnsi="Times New Roman" w:cs="Times New Roman"/>
                 <w:sz w:val="24"/>
                 <w:szCs w:val="24"/>
               </w:rPr>
             </w:pPr>
             <w:r>
               <w:rPr>
+                <w:rFonts w:ascii="Times New Roman" w:hAnsi="Times New Roman" w:cs="Times New Roman"/>
                 <w:sz w:val="24"/>
                 <w:szCs w:val="24"/>
               </w:rPr>
               <w:t>61 cases (</w:t>
             </w:r>
             <w:r>
+              <w:rPr>
+                <w:rFonts w:ascii="Times New Roman" w:hAnsi="Times New Roman" w:cs="Times New Roman"/>
+              </w:rPr>
               <w:t>5559 images</w:t>
             </w:r>
             <w:r>
               <w:rPr>
+                <w:rFonts w:ascii="Times New Roman" w:hAnsi="Times New Roman" w:cs="Times New Roman"/>
                 <w:sz w:val="24"/>
                 <w:szCs w:val="24"/>
               </w:rPr>
@@ -2443,22 +2775,28 @@
           <w:p>
             <w:pPr>
               <w:rPr>
+                <w:rFonts w:ascii="Times New Roman" w:hAnsi="Times New Roman" w:cs="Times New Roman"/>
                 <w:sz w:val="24"/>
                 <w:szCs w:val="24"/>
               </w:rPr>
             </w:pPr>
             <w:r>
               <w:rPr>
+                <w:rFonts w:ascii="Times New Roman" w:hAnsi="Times New Roman" w:cs="Times New Roman"/>
                 <w:sz w:val="24"/>
                 <w:szCs w:val="24"/>
               </w:rPr>
               <w:t>7 (</w:t>
             </w:r>
             <w:r>
+              <w:rPr>
+                <w:rFonts w:ascii="Times New Roman" w:hAnsi="Times New Roman" w:cs="Times New Roman"/>
+              </w:rPr>
               <w:t>408 images</w:t>
             </w:r>
             <w:r>
               <w:rPr>
+                <w:rFonts w:ascii="Times New Roman" w:hAnsi="Times New Roman" w:cs="Times New Roman"/>
                 <w:sz w:val="24"/>
                 <w:szCs w:val="24"/>
               </w:rPr>
@@ -2473,22 +2811,28 @@
           <w:p>
             <w:pPr>
               <w:rPr>
+                <w:rFonts w:ascii="Times New Roman" w:hAnsi="Times New Roman" w:cs="Times New Roman"/>
                 <w:sz w:val="24"/>
                 <w:szCs w:val="24"/>
               </w:rPr>
             </w:pPr>
             <w:r>
               <w:rPr>
+                <w:rFonts w:ascii="Times New Roman" w:hAnsi="Times New Roman" w:cs="Times New Roman"/>
                 <w:sz w:val="24"/>
                 <w:szCs w:val="24"/>
               </w:rPr>
               <w:t>17 (</w:t>
             </w:r>
             <w:r>
+              <w:rPr>
+                <w:rFonts w:ascii="Times New Roman" w:hAnsi="Times New Roman" w:cs="Times New Roman"/>
+              </w:rPr>
               <w:t>1938 images</w:t>
             </w:r>
             <w:r>
               <w:rPr>
+                <w:rFonts w:ascii="Times New Roman" w:hAnsi="Times New Roman" w:cs="Times New Roman"/>
                 <w:sz w:val="24"/>
                 <w:szCs w:val="24"/>
               </w:rPr>
@@ -2505,11 +2849,15 @@
           <w:p>
             <w:pPr>
               <w:rPr>
+                <w:rFonts w:ascii="Times New Roman" w:hAnsi="Times New Roman" w:cs="Times New Roman"/>
                 <w:sz w:val="24"/>
                 <w:szCs w:val="24"/>
               </w:rPr>
             </w:pPr>
             <w:r>
+              <w:rPr>
+                <w:rFonts w:ascii="Times New Roman" w:hAnsi="Times New Roman" w:cs="Times New Roman"/>
+              </w:rPr>
               <w:t>Malignant</w:t>
             </w:r>
           </w:p>
@@ -2521,22 +2869,28 @@
           <w:p>
             <w:pPr>
               <w:rPr>
+                <w:rFonts w:ascii="Times New Roman" w:hAnsi="Times New Roman" w:cs="Times New Roman"/>
                 <w:sz w:val="24"/>
                 <w:szCs w:val="24"/>
               </w:rPr>
             </w:pPr>
             <w:r>
               <w:rPr>
+                <w:rFonts w:ascii="Times New Roman" w:hAnsi="Times New Roman" w:cs="Times New Roman"/>
                 <w:sz w:val="24"/>
                 <w:szCs w:val="24"/>
               </w:rPr>
               <w:t>105 cases (</w:t>
             </w:r>
             <w:r>
+              <w:rPr>
+                <w:rFonts w:ascii="Times New Roman" w:hAnsi="Times New Roman" w:cs="Times New Roman"/>
+              </w:rPr>
               <w:t>14,875 images</w:t>
             </w:r>
             <w:r>
               <w:rPr>
+                <w:rFonts w:ascii="Times New Roman" w:hAnsi="Times New Roman" w:cs="Times New Roman"/>
                 <w:sz w:val="24"/>
                 <w:szCs w:val="24"/>
               </w:rPr>
@@ -2551,22 +2905,28 @@
           <w:p>
             <w:pPr>
               <w:rPr>
+                <w:rFonts w:ascii="Times New Roman" w:hAnsi="Times New Roman" w:cs="Times New Roman"/>
                 <w:sz w:val="24"/>
                 <w:szCs w:val="24"/>
               </w:rPr>
             </w:pPr>
             <w:r>
               <w:rPr>
+                <w:rFonts w:ascii="Times New Roman" w:hAnsi="Times New Roman" w:cs="Times New Roman"/>
                 <w:sz w:val="24"/>
                 <w:szCs w:val="24"/>
               </w:rPr>
               <w:t>12 (</w:t>
             </w:r>
             <w:r>
+              <w:rPr>
+                <w:rFonts w:ascii="Times New Roman" w:hAnsi="Times New Roman" w:cs="Times New Roman"/>
+              </w:rPr>
               <w:t>1581</w:t>
             </w:r>
             <w:r>
               <w:rPr>
+                <w:rFonts w:ascii="Times New Roman" w:hAnsi="Times New Roman" w:cs="Times New Roman"/>
                 <w:sz w:val="24"/>
                 <w:szCs w:val="24"/>
               </w:rPr>
@@ -2581,22 +2941,28 @@
           <w:p>
             <w:pPr>
               <w:rPr>
+                <w:rFonts w:ascii="Times New Roman" w:hAnsi="Times New Roman" w:cs="Times New Roman"/>
                 <w:sz w:val="24"/>
                 <w:szCs w:val="24"/>
               </w:rPr>
             </w:pPr>
             <w:r>
               <w:rPr>
+                <w:rFonts w:ascii="Times New Roman" w:hAnsi="Times New Roman" w:cs="Times New Roman"/>
                 <w:sz w:val="24"/>
                 <w:szCs w:val="24"/>
               </w:rPr>
               <w:t>30 (</w:t>
             </w:r>
             <w:r>
+              <w:rPr>
+                <w:rFonts w:ascii="Times New Roman" w:hAnsi="Times New Roman" w:cs="Times New Roman"/>
+              </w:rPr>
               <w:t>4913 images</w:t>
             </w:r>
             <w:r>
               <w:rPr>
+                <w:rFonts w:ascii="Times New Roman" w:hAnsi="Times New Roman" w:cs="Times New Roman"/>
                 <w:sz w:val="24"/>
                 <w:szCs w:val="24"/>
               </w:rPr>
@@ -2613,12 +2979,14 @@
           <w:p>
             <w:pPr>
               <w:rPr>
+                <w:rFonts w:ascii="Times New Roman" w:hAnsi="Times New Roman" w:cs="Times New Roman"/>
                 <w:sz w:val="24"/>
                 <w:szCs w:val="24"/>
               </w:rPr>
             </w:pPr>
             <w:r>
               <w:rPr>
+                <w:rFonts w:ascii="Times New Roman" w:hAnsi="Times New Roman" w:cs="Times New Roman"/>
                 <w:sz w:val="24"/>
                 <w:szCs w:val="24"/>
               </w:rPr>
@@ -2633,11 +3001,15 @@
           <w:p>
             <w:pPr>
               <w:rPr>
+                <w:rFonts w:ascii="Times New Roman" w:hAnsi="Times New Roman" w:cs="Times New Roman"/>
                 <w:sz w:val="24"/>
                 <w:szCs w:val="24"/>
               </w:rPr>
             </w:pPr>
             <w:r>
+              <w:rPr>
+                <w:rFonts w:ascii="Times New Roman" w:hAnsi="Times New Roman" w:cs="Times New Roman"/>
+              </w:rPr>
               <w:t>166 cases (20,434 images)</w:t>
             </w:r>
           </w:p>
@@ -2649,11 +3021,15 @@
           <w:p>
             <w:pPr>
               <w:rPr>
+                <w:rFonts w:ascii="Times New Roman" w:hAnsi="Times New Roman" w:cs="Times New Roman"/>
                 <w:sz w:val="24"/>
                 <w:szCs w:val="24"/>
               </w:rPr>
             </w:pPr>
             <w:r>
+              <w:rPr>
+                <w:rFonts w:ascii="Times New Roman" w:hAnsi="Times New Roman" w:cs="Times New Roman"/>
+              </w:rPr>
               <w:t>19 cases (1989 images)</w:t>
             </w:r>
           </w:p>
@@ -2665,11 +3041,15 @@
           <w:p>
             <w:pPr>
               <w:rPr>
+                <w:rFonts w:ascii="Times New Roman" w:hAnsi="Times New Roman" w:cs="Times New Roman"/>
                 <w:sz w:val="24"/>
                 <w:szCs w:val="24"/>
               </w:rPr>
             </w:pPr>
             <w:r>
+              <w:rPr>
+                <w:rFonts w:ascii="Times New Roman" w:hAnsi="Times New Roman" w:cs="Times New Roman"/>
+              </w:rPr>
               <w:t>47 cases (6851 images)</w:t>
             </w:r>
           </w:p>
@@ -2679,6 +3059,7 @@
     <w:p>
       <w:pPr>
         <w:rPr>
+          <w:rFonts w:ascii="Times New Roman" w:hAnsi="Times New Roman" w:cs="Times New Roman"/>
           <w:sz w:val="24"/>
           <w:szCs w:val="24"/>
         </w:rPr>
@@ -2687,6 +3068,7 @@
     <w:p>
       <w:pPr>
         <w:rPr>
+          <w:rFonts w:ascii="Times New Roman" w:hAnsi="Times New Roman" w:cs="Times New Roman"/>
           <w:b/>
           <w:sz w:val="36"/>
           <w:szCs w:val="36"/>
@@ -2694,11 +3076,11 @@
       </w:pPr>
       <w:r>
         <w:rPr>
+          <w:rFonts w:ascii="Times New Roman" w:hAnsi="Times New Roman" w:cs="Times New Roman"/>
           <w:b/>
           <w:sz w:val="36"/>
           <w:szCs w:val="36"/>
         </w:rPr>
-        <w:lastRenderedPageBreak/>
         <w:t>3.3. Image preprocessing and annotation</w:t>
       </w:r>
     </w:p>
@@ -2717,6 +3099,7 @@
           <w:sz w:val="26"/>
           <w:szCs w:val="26"/>
         </w:rPr>
+        <w:lastRenderedPageBreak/>
         <w:t>The image size</w:t>
       </w:r>
       <w:r>
@@ -2747,17 +3130,12 @@
           <w:sz w:val="26"/>
           <w:szCs w:val="26"/>
         </w:rPr>
-        <w:t xml:space="preserve">2 type of normalization: </w:t>
-      </w:r>
-      <w:r>
-        <w:rPr>
-          <w:rFonts w:ascii="Times New Roman" w:hAnsi="Times New Roman" w:cs="Times New Roman"/>
-          <w:sz w:val="26"/>
-          <w:szCs w:val="26"/>
-        </w:rPr>
-        <w:t>spatial normalization and intensity normalization</w:t>
-      </w:r>
-      <w:r>
+        <w:t>2 type of normalization: spatial normalization and intensity normalization</w:t>
+      </w:r>
+      <w:r>
+        <w:rPr>
+          <w:rFonts w:ascii="Times New Roman" w:hAnsi="Times New Roman" w:cs="Times New Roman"/>
+        </w:rPr>
         <w:t>.</w:t>
       </w:r>
     </w:p>
@@ -2940,6 +3318,7 @@
       </w:pPr>
       <w:r>
         <w:rPr>
+          <w:rFonts w:ascii="Times New Roman" w:hAnsi="Times New Roman" w:cs="Times New Roman"/>
           <w:sz w:val="26"/>
           <w:szCs w:val="26"/>
         </w:rPr>
@@ -2948,6 +3327,7 @@
       <w:proofErr w:type="spellStart"/>
       <w:r>
         <w:rPr>
+          <w:rFonts w:ascii="Times New Roman" w:hAnsi="Times New Roman" w:cs="Times New Roman"/>
           <w:sz w:val="26"/>
           <w:szCs w:val="26"/>
         </w:rPr>
@@ -2956,6 +3336,7 @@
       <w:proofErr w:type="spellEnd"/>
       <w:r>
         <w:rPr>
+          <w:rFonts w:ascii="Times New Roman" w:hAnsi="Times New Roman" w:cs="Times New Roman"/>
           <w:sz w:val="26"/>
           <w:szCs w:val="26"/>
         </w:rPr>
@@ -2970,6 +3351,7 @@
           <w:numId w:val="4"/>
         </w:numPr>
         <w:rPr>
+          <w:rFonts w:ascii="Times New Roman" w:hAnsi="Times New Roman" w:cs="Times New Roman"/>
           <w:sz w:val="32"/>
           <w:szCs w:val="32"/>
         </w:rPr>
@@ -2985,6 +3367,7 @@
       </w:r>
       <w:r>
         <w:rPr>
+          <w:rFonts w:ascii="Times New Roman" w:hAnsi="Times New Roman" w:cs="Times New Roman"/>
           <w:sz w:val="32"/>
           <w:szCs w:val="32"/>
         </w:rPr>
@@ -2993,19 +3376,919 @@
     </w:p>
     <w:p>
       <w:pPr>
-        <w:pStyle w:val="ListParagraph"/>
-        <w:numPr>
-          <w:ilvl w:val="0"/>
-          <w:numId w:val="2"/>
-        </w:numPr>
         <w:rPr>
           <w:rFonts w:ascii="Times New Roman" w:hAnsi="Times New Roman" w:cs="Times New Roman"/>
           <w:sz w:val="32"/>
           <w:szCs w:val="32"/>
         </w:rPr>
       </w:pPr>
+    </w:p>
+    <w:p>
+      <w:pPr>
+        <w:rPr>
+          <w:rFonts w:ascii="Times New Roman" w:hAnsi="Times New Roman" w:cs="Times New Roman"/>
+          <w:sz w:val="32"/>
+          <w:szCs w:val="32"/>
+        </w:rPr>
+      </w:pPr>
+    </w:p>
+    <w:p>
+      <w:pPr>
+        <w:rPr>
+          <w:rFonts w:ascii="Times New Roman" w:hAnsi="Times New Roman" w:cs="Times New Roman"/>
+          <w:b/>
+          <w:sz w:val="32"/>
+          <w:szCs w:val="32"/>
+        </w:rPr>
+      </w:pPr>
+    </w:p>
+    <w:p>
+      <w:pPr>
+        <w:rPr>
+          <w:rFonts w:ascii="Times New Roman" w:hAnsi="Times New Roman" w:cs="Times New Roman"/>
+          <w:b/>
+          <w:sz w:val="32"/>
+          <w:szCs w:val="32"/>
+        </w:rPr>
+      </w:pPr>
+    </w:p>
+    <w:p>
+      <w:pPr>
+        <w:rPr>
+          <w:rFonts w:ascii="Times New Roman" w:hAnsi="Times New Roman" w:cs="Times New Roman"/>
+          <w:b/>
+          <w:sz w:val="32"/>
+          <w:szCs w:val="32"/>
+        </w:rPr>
+      </w:pPr>
+    </w:p>
+    <w:p>
+      <w:pPr>
+        <w:rPr>
+          <w:rFonts w:ascii="Times New Roman" w:hAnsi="Times New Roman" w:cs="Times New Roman"/>
+          <w:b/>
+          <w:sz w:val="32"/>
+          <w:szCs w:val="32"/>
+        </w:rPr>
+      </w:pPr>
+    </w:p>
+    <w:p>
+      <w:pPr>
+        <w:rPr>
+          <w:rFonts w:ascii="Times New Roman" w:hAnsi="Times New Roman" w:cs="Times New Roman"/>
+          <w:b/>
+          <w:sz w:val="32"/>
+          <w:szCs w:val="32"/>
+        </w:rPr>
+      </w:pPr>
+    </w:p>
+    <w:p>
+      <w:pPr>
+        <w:rPr>
+          <w:rFonts w:ascii="Times New Roman" w:hAnsi="Times New Roman" w:cs="Times New Roman"/>
+          <w:b/>
+          <w:sz w:val="32"/>
+          <w:szCs w:val="32"/>
+        </w:rPr>
+      </w:pPr>
+    </w:p>
+    <w:p>
+      <w:pPr>
+        <w:rPr>
+          <w:rFonts w:ascii="Times New Roman" w:hAnsi="Times New Roman" w:cs="Times New Roman"/>
+          <w:b/>
+          <w:sz w:val="32"/>
+          <w:szCs w:val="32"/>
+        </w:rPr>
+      </w:pPr>
+    </w:p>
+    <w:p>
+      <w:pPr>
+        <w:rPr>
+          <w:rFonts w:ascii="Times New Roman" w:hAnsi="Times New Roman" w:cs="Times New Roman"/>
+          <w:b/>
+          <w:sz w:val="32"/>
+          <w:szCs w:val="32"/>
+        </w:rPr>
+      </w:pPr>
+    </w:p>
+    <w:p>
+      <w:pPr>
+        <w:rPr>
+          <w:rFonts w:ascii="Times New Roman" w:hAnsi="Times New Roman" w:cs="Times New Roman"/>
+          <w:b/>
+          <w:sz w:val="32"/>
+          <w:szCs w:val="32"/>
+        </w:rPr>
+      </w:pPr>
+    </w:p>
+    <w:p>
+      <w:pPr>
+        <w:rPr>
+          <w:rFonts w:ascii="Times New Roman" w:hAnsi="Times New Roman" w:cs="Times New Roman"/>
+          <w:b/>
+          <w:sz w:val="32"/>
+          <w:szCs w:val="32"/>
+        </w:rPr>
+      </w:pPr>
+    </w:p>
+    <w:p>
+      <w:pPr>
+        <w:rPr>
+          <w:rFonts w:ascii="Times New Roman" w:hAnsi="Times New Roman" w:cs="Times New Roman"/>
+          <w:b/>
+          <w:sz w:val="32"/>
+          <w:szCs w:val="32"/>
+        </w:rPr>
+      </w:pPr>
+    </w:p>
+    <w:p>
+      <w:pPr>
+        <w:rPr>
+          <w:rFonts w:ascii="Times New Roman" w:hAnsi="Times New Roman" w:cs="Times New Roman"/>
+          <w:b/>
+          <w:sz w:val="32"/>
+          <w:szCs w:val="32"/>
+        </w:rPr>
+      </w:pPr>
+    </w:p>
+    <w:p>
+      <w:pPr>
+        <w:rPr>
+          <w:rFonts w:ascii="Times New Roman" w:hAnsi="Times New Roman" w:cs="Times New Roman"/>
+          <w:b/>
+          <w:sz w:val="32"/>
+          <w:szCs w:val="32"/>
+        </w:rPr>
+      </w:pPr>
+    </w:p>
+    <w:p>
+      <w:pPr>
+        <w:ind w:left="2880" w:firstLine="720"/>
+        <w:rPr>
+          <w:rFonts w:ascii="Times New Roman" w:hAnsi="Times New Roman" w:cs="Times New Roman"/>
+          <w:b/>
+          <w:sz w:val="32"/>
+          <w:szCs w:val="32"/>
+        </w:rPr>
+      </w:pPr>
+    </w:p>
+    <w:p>
+      <w:pPr>
+        <w:ind w:left="2880" w:firstLine="720"/>
+        <w:rPr>
+          <w:rFonts w:ascii="Times New Roman" w:hAnsi="Times New Roman" w:cs="Times New Roman"/>
+          <w:b/>
+          <w:sz w:val="32"/>
+          <w:szCs w:val="32"/>
+        </w:rPr>
+      </w:pPr>
+    </w:p>
+    <w:p>
+      <w:pPr>
+        <w:ind w:left="2880" w:firstLine="720"/>
+        <w:rPr>
+          <w:rFonts w:ascii="Times New Roman" w:hAnsi="Times New Roman" w:cs="Times New Roman"/>
+          <w:b/>
+          <w:sz w:val="32"/>
+          <w:szCs w:val="32"/>
+        </w:rPr>
+      </w:pPr>
+      <w:r>
+        <w:rPr>
+          <w:rFonts w:ascii="Times New Roman" w:hAnsi="Times New Roman" w:cs="Times New Roman"/>
+          <w:b/>
+          <w:sz w:val="32"/>
+          <w:szCs w:val="32"/>
+        </w:rPr>
+        <w:lastRenderedPageBreak/>
+        <w:t>ABOUT DATA</w:t>
+      </w:r>
+    </w:p>
+    <w:p>
+      <w:pPr>
+        <w:rPr>
+          <w:rFonts w:ascii="Times New Roman" w:hAnsi="Times New Roman" w:cs="Times New Roman"/>
+          <w:sz w:val="32"/>
+          <w:szCs w:val="32"/>
+        </w:rPr>
+      </w:pPr>
+      <w:r>
+        <w:rPr>
+          <w:rFonts w:ascii="Times New Roman" w:hAnsi="Times New Roman" w:cs="Times New Roman"/>
+          <w:sz w:val="32"/>
+          <w:szCs w:val="32"/>
+        </w:rPr>
+        <w:t xml:space="preserve">DCE-MRI </w:t>
+      </w:r>
+      <w:proofErr w:type="spellStart"/>
+      <w:r>
+        <w:rPr>
+          <w:rFonts w:ascii="Times New Roman" w:hAnsi="Times New Roman" w:cs="Times New Roman"/>
+          <w:sz w:val="26"/>
+          <w:szCs w:val="26"/>
+        </w:rPr>
+        <w:t>là</w:t>
+      </w:r>
+      <w:proofErr w:type="spellEnd"/>
+      <w:r>
+        <w:rPr>
+          <w:rFonts w:ascii="Times New Roman" w:hAnsi="Times New Roman" w:cs="Times New Roman"/>
+          <w:sz w:val="26"/>
+          <w:szCs w:val="26"/>
+        </w:rPr>
+        <w:t xml:space="preserve"> </w:t>
+      </w:r>
+      <w:proofErr w:type="spellStart"/>
+      <w:r>
+        <w:rPr>
+          <w:rStyle w:val="Strong"/>
+          <w:rFonts w:ascii="Times New Roman" w:hAnsi="Times New Roman" w:cs="Times New Roman"/>
+          <w:color w:val="0F1115"/>
+          <w:sz w:val="26"/>
+          <w:szCs w:val="26"/>
+          <w:shd w:val="clear" w:color="auto" w:fill="FFFFFF"/>
+        </w:rPr>
+        <w:t>khối</w:t>
+      </w:r>
+      <w:proofErr w:type="spellEnd"/>
+      <w:r>
+        <w:rPr>
+          <w:rStyle w:val="Strong"/>
+          <w:rFonts w:ascii="Times New Roman" w:hAnsi="Times New Roman" w:cs="Times New Roman"/>
+          <w:color w:val="0F1115"/>
+          <w:sz w:val="26"/>
+          <w:szCs w:val="26"/>
+          <w:shd w:val="clear" w:color="auto" w:fill="FFFFFF"/>
+        </w:rPr>
+        <w:t xml:space="preserve"> </w:t>
+      </w:r>
+      <w:proofErr w:type="spellStart"/>
+      <w:r>
+        <w:rPr>
+          <w:rStyle w:val="Strong"/>
+          <w:rFonts w:ascii="Times New Roman" w:hAnsi="Times New Roman" w:cs="Times New Roman"/>
+          <w:color w:val="0F1115"/>
+          <w:sz w:val="26"/>
+          <w:szCs w:val="26"/>
+          <w:shd w:val="clear" w:color="auto" w:fill="FFFFFF"/>
+        </w:rPr>
+        <w:t>dữ</w:t>
+      </w:r>
+      <w:proofErr w:type="spellEnd"/>
+      <w:r>
+        <w:rPr>
+          <w:rStyle w:val="Strong"/>
+          <w:rFonts w:ascii="Times New Roman" w:hAnsi="Times New Roman" w:cs="Times New Roman"/>
+          <w:color w:val="0F1115"/>
+          <w:sz w:val="26"/>
+          <w:szCs w:val="26"/>
+          <w:shd w:val="clear" w:color="auto" w:fill="FFFFFF"/>
+        </w:rPr>
+        <w:t xml:space="preserve"> </w:t>
+      </w:r>
+      <w:proofErr w:type="spellStart"/>
+      <w:r>
+        <w:rPr>
+          <w:rStyle w:val="Strong"/>
+          <w:rFonts w:ascii="Times New Roman" w:hAnsi="Times New Roman" w:cs="Times New Roman"/>
+          <w:color w:val="0F1115"/>
+          <w:sz w:val="26"/>
+          <w:szCs w:val="26"/>
+          <w:shd w:val="clear" w:color="auto" w:fill="FFFFFF"/>
+        </w:rPr>
+        <w:t>liệu</w:t>
+      </w:r>
+      <w:proofErr w:type="spellEnd"/>
+      <w:r>
+        <w:rPr>
+          <w:rStyle w:val="Strong"/>
+          <w:rFonts w:ascii="Times New Roman" w:hAnsi="Times New Roman" w:cs="Times New Roman"/>
+          <w:color w:val="0F1115"/>
+          <w:sz w:val="26"/>
+          <w:szCs w:val="26"/>
+          <w:shd w:val="clear" w:color="auto" w:fill="FFFFFF"/>
+        </w:rPr>
+        <w:t xml:space="preserve"> 3 </w:t>
+      </w:r>
+      <w:proofErr w:type="spellStart"/>
+      <w:r>
+        <w:rPr>
+          <w:rStyle w:val="Strong"/>
+          <w:rFonts w:ascii="Times New Roman" w:hAnsi="Times New Roman" w:cs="Times New Roman"/>
+          <w:color w:val="0F1115"/>
+          <w:sz w:val="26"/>
+          <w:szCs w:val="26"/>
+          <w:shd w:val="clear" w:color="auto" w:fill="FFFFFF"/>
+        </w:rPr>
+        <w:t>chiều</w:t>
+      </w:r>
+      <w:proofErr w:type="spellEnd"/>
+      <w:r>
+        <w:rPr>
+          <w:rStyle w:val="Strong"/>
+          <w:rFonts w:ascii="Times New Roman" w:hAnsi="Times New Roman" w:cs="Times New Roman"/>
+          <w:color w:val="0F1115"/>
+          <w:sz w:val="26"/>
+          <w:szCs w:val="26"/>
+          <w:shd w:val="clear" w:color="auto" w:fill="FFFFFF"/>
+        </w:rPr>
+        <w:t xml:space="preserve"> (3D volume)</w:t>
+      </w:r>
+      <w:r>
+        <w:rPr>
+          <w:rFonts w:ascii="Times New Roman" w:hAnsi="Times New Roman" w:cs="Times New Roman"/>
+          <w:color w:val="0F1115"/>
+          <w:sz w:val="26"/>
+          <w:szCs w:val="26"/>
+          <w:shd w:val="clear" w:color="auto" w:fill="FFFFFF"/>
+        </w:rPr>
+        <w:t xml:space="preserve">, </w:t>
+      </w:r>
+      <w:proofErr w:type="spellStart"/>
+      <w:r>
+        <w:rPr>
+          <w:rFonts w:ascii="Times New Roman" w:hAnsi="Times New Roman" w:cs="Times New Roman"/>
+          <w:color w:val="0F1115"/>
+          <w:sz w:val="26"/>
+          <w:szCs w:val="26"/>
+          <w:shd w:val="clear" w:color="auto" w:fill="FFFFFF"/>
+        </w:rPr>
+        <w:t>bao</w:t>
+      </w:r>
+      <w:proofErr w:type="spellEnd"/>
+      <w:r>
+        <w:rPr>
+          <w:rFonts w:ascii="Times New Roman" w:hAnsi="Times New Roman" w:cs="Times New Roman"/>
+          <w:color w:val="0F1115"/>
+          <w:sz w:val="26"/>
+          <w:szCs w:val="26"/>
+          <w:shd w:val="clear" w:color="auto" w:fill="FFFFFF"/>
+        </w:rPr>
+        <w:t xml:space="preserve"> </w:t>
+      </w:r>
+      <w:proofErr w:type="spellStart"/>
+      <w:r>
+        <w:rPr>
+          <w:rFonts w:ascii="Times New Roman" w:hAnsi="Times New Roman" w:cs="Times New Roman"/>
+          <w:color w:val="0F1115"/>
+          <w:sz w:val="26"/>
+          <w:szCs w:val="26"/>
+          <w:shd w:val="clear" w:color="auto" w:fill="FFFFFF"/>
+        </w:rPr>
+        <w:t>gồm</w:t>
+      </w:r>
+      <w:proofErr w:type="spellEnd"/>
+      <w:r>
+        <w:rPr>
+          <w:rFonts w:ascii="Times New Roman" w:hAnsi="Times New Roman" w:cs="Times New Roman"/>
+          <w:color w:val="0F1115"/>
+          <w:sz w:val="26"/>
+          <w:szCs w:val="26"/>
+          <w:shd w:val="clear" w:color="auto" w:fill="FFFFFF"/>
+        </w:rPr>
+        <w:t xml:space="preserve"> </w:t>
+      </w:r>
+      <w:proofErr w:type="spellStart"/>
+      <w:r>
+        <w:rPr>
+          <w:rFonts w:ascii="Times New Roman" w:hAnsi="Times New Roman" w:cs="Times New Roman"/>
+          <w:color w:val="0F1115"/>
+          <w:sz w:val="26"/>
+          <w:szCs w:val="26"/>
+          <w:shd w:val="clear" w:color="auto" w:fill="FFFFFF"/>
+        </w:rPr>
+        <w:t>rất</w:t>
+      </w:r>
+      <w:proofErr w:type="spellEnd"/>
+      <w:r>
+        <w:rPr>
+          <w:rFonts w:ascii="Times New Roman" w:hAnsi="Times New Roman" w:cs="Times New Roman"/>
+          <w:color w:val="0F1115"/>
+          <w:sz w:val="26"/>
+          <w:szCs w:val="26"/>
+          <w:shd w:val="clear" w:color="auto" w:fill="FFFFFF"/>
+        </w:rPr>
+        <w:t xml:space="preserve"> </w:t>
+      </w:r>
+      <w:proofErr w:type="spellStart"/>
+      <w:r>
+        <w:rPr>
+          <w:rFonts w:ascii="Times New Roman" w:hAnsi="Times New Roman" w:cs="Times New Roman"/>
+          <w:color w:val="0F1115"/>
+          <w:sz w:val="26"/>
+          <w:szCs w:val="26"/>
+          <w:shd w:val="clear" w:color="auto" w:fill="FFFFFF"/>
+        </w:rPr>
+        <w:t>nhiều</w:t>
+      </w:r>
+      <w:proofErr w:type="spellEnd"/>
+      <w:r>
+        <w:rPr>
+          <w:rFonts w:ascii="Times New Roman" w:hAnsi="Times New Roman" w:cs="Times New Roman"/>
+          <w:color w:val="0F1115"/>
+          <w:sz w:val="26"/>
+          <w:szCs w:val="26"/>
+          <w:shd w:val="clear" w:color="auto" w:fill="FFFFFF"/>
+        </w:rPr>
+        <w:t> </w:t>
+      </w:r>
+      <w:proofErr w:type="spellStart"/>
+      <w:r>
+        <w:rPr>
+          <w:rStyle w:val="Strong"/>
+          <w:rFonts w:ascii="Times New Roman" w:hAnsi="Times New Roman" w:cs="Times New Roman"/>
+          <w:color w:val="0F1115"/>
+          <w:sz w:val="26"/>
+          <w:szCs w:val="26"/>
+          <w:shd w:val="clear" w:color="auto" w:fill="FFFFFF"/>
+        </w:rPr>
+        <w:t>lát</w:t>
+      </w:r>
+      <w:proofErr w:type="spellEnd"/>
+      <w:r>
+        <w:rPr>
+          <w:rStyle w:val="Strong"/>
+          <w:rFonts w:ascii="Times New Roman" w:hAnsi="Times New Roman" w:cs="Times New Roman"/>
+          <w:color w:val="0F1115"/>
+          <w:sz w:val="26"/>
+          <w:szCs w:val="26"/>
+          <w:shd w:val="clear" w:color="auto" w:fill="FFFFFF"/>
+        </w:rPr>
+        <w:t xml:space="preserve"> </w:t>
+      </w:r>
+      <w:proofErr w:type="spellStart"/>
+      <w:r>
+        <w:rPr>
+          <w:rStyle w:val="Strong"/>
+          <w:rFonts w:ascii="Times New Roman" w:hAnsi="Times New Roman" w:cs="Times New Roman"/>
+          <w:color w:val="0F1115"/>
+          <w:sz w:val="26"/>
+          <w:szCs w:val="26"/>
+          <w:shd w:val="clear" w:color="auto" w:fill="FFFFFF"/>
+        </w:rPr>
+        <w:t>cắt</w:t>
+      </w:r>
+      <w:proofErr w:type="spellEnd"/>
+      <w:r>
+        <w:rPr>
+          <w:rStyle w:val="Strong"/>
+          <w:rFonts w:ascii="Times New Roman" w:hAnsi="Times New Roman" w:cs="Times New Roman"/>
+          <w:color w:val="0F1115"/>
+          <w:sz w:val="26"/>
+          <w:szCs w:val="26"/>
+          <w:shd w:val="clear" w:color="auto" w:fill="FFFFFF"/>
+        </w:rPr>
+        <w:t xml:space="preserve"> 2D (slices)</w:t>
+      </w:r>
+      <w:r>
+        <w:rPr>
+          <w:rFonts w:ascii="Times New Roman" w:hAnsi="Times New Roman" w:cs="Times New Roman"/>
+          <w:color w:val="0F1115"/>
+          <w:sz w:val="26"/>
+          <w:szCs w:val="26"/>
+          <w:shd w:val="clear" w:color="auto" w:fill="FFFFFF"/>
+        </w:rPr>
+        <w:t> </w:t>
+      </w:r>
+      <w:proofErr w:type="spellStart"/>
+      <w:r>
+        <w:rPr>
+          <w:rFonts w:ascii="Times New Roman" w:hAnsi="Times New Roman" w:cs="Times New Roman"/>
+          <w:color w:val="0F1115"/>
+          <w:sz w:val="26"/>
+          <w:szCs w:val="26"/>
+          <w:shd w:val="clear" w:color="auto" w:fill="FFFFFF"/>
+        </w:rPr>
+        <w:t>xếp</w:t>
+      </w:r>
+      <w:proofErr w:type="spellEnd"/>
+      <w:r>
+        <w:rPr>
+          <w:rFonts w:ascii="Times New Roman" w:hAnsi="Times New Roman" w:cs="Times New Roman"/>
+          <w:color w:val="0F1115"/>
+          <w:sz w:val="26"/>
+          <w:szCs w:val="26"/>
+          <w:shd w:val="clear" w:color="auto" w:fill="FFFFFF"/>
+        </w:rPr>
+        <w:t xml:space="preserve"> </w:t>
+      </w:r>
+      <w:proofErr w:type="spellStart"/>
+      <w:r>
+        <w:rPr>
+          <w:rFonts w:ascii="Times New Roman" w:hAnsi="Times New Roman" w:cs="Times New Roman"/>
+          <w:color w:val="0F1115"/>
+          <w:sz w:val="26"/>
+          <w:szCs w:val="26"/>
+          <w:shd w:val="clear" w:color="auto" w:fill="FFFFFF"/>
+        </w:rPr>
+        <w:t>chồng</w:t>
+      </w:r>
+      <w:proofErr w:type="spellEnd"/>
+      <w:r>
+        <w:rPr>
+          <w:rFonts w:ascii="Times New Roman" w:hAnsi="Times New Roman" w:cs="Times New Roman"/>
+          <w:color w:val="0F1115"/>
+          <w:sz w:val="26"/>
+          <w:szCs w:val="26"/>
+          <w:shd w:val="clear" w:color="auto" w:fill="FFFFFF"/>
+        </w:rPr>
+        <w:t xml:space="preserve"> </w:t>
+      </w:r>
+      <w:proofErr w:type="spellStart"/>
+      <w:r>
+        <w:rPr>
+          <w:rFonts w:ascii="Times New Roman" w:hAnsi="Times New Roman" w:cs="Times New Roman"/>
+          <w:color w:val="0F1115"/>
+          <w:sz w:val="26"/>
+          <w:szCs w:val="26"/>
+          <w:shd w:val="clear" w:color="auto" w:fill="FFFFFF"/>
+        </w:rPr>
+        <w:t>lên</w:t>
+      </w:r>
+      <w:proofErr w:type="spellEnd"/>
+      <w:r>
+        <w:rPr>
+          <w:rFonts w:ascii="Times New Roman" w:hAnsi="Times New Roman" w:cs="Times New Roman"/>
+          <w:color w:val="0F1115"/>
+          <w:sz w:val="26"/>
+          <w:szCs w:val="26"/>
+          <w:shd w:val="clear" w:color="auto" w:fill="FFFFFF"/>
+        </w:rPr>
+        <w:t xml:space="preserve"> </w:t>
+      </w:r>
+      <w:proofErr w:type="spellStart"/>
+      <w:r>
+        <w:rPr>
+          <w:rFonts w:ascii="Times New Roman" w:hAnsi="Times New Roman" w:cs="Times New Roman"/>
+          <w:color w:val="0F1115"/>
+          <w:sz w:val="26"/>
+          <w:szCs w:val="26"/>
+          <w:shd w:val="clear" w:color="auto" w:fill="FFFFFF"/>
+        </w:rPr>
+        <w:t>nhau</w:t>
+      </w:r>
+      <w:proofErr w:type="spellEnd"/>
+    </w:p>
+    <w:p>
+      <w:pPr>
+        <w:rPr>
+          <w:rFonts w:ascii="Times New Roman" w:hAnsi="Times New Roman" w:cs="Times New Roman"/>
+          <w:sz w:val="26"/>
+          <w:szCs w:val="26"/>
+        </w:rPr>
+      </w:pPr>
+      <w:r>
+        <w:rPr>
+          <w:sz w:val="26"/>
+          <w:szCs w:val="26"/>
+        </w:rPr>
+        <w:t>For 2D classification methods, the input is resized to 9 × 96 × 96 (excluding subtraction images) and 17 × 96 × 96 (including subtraction images). Similarly, for 3D classification methods, the input size is resized to 1 × 9 × 96 × 96 and 1 × 17 × 96 × 96.</w:t>
+      </w:r>
+    </w:p>
+    <w:p>
+      <w:pPr>
+        <w:rPr>
+          <w:rFonts w:ascii="Times New Roman" w:hAnsi="Times New Roman" w:cs="Times New Roman"/>
+          <w:b/>
+          <w:sz w:val="32"/>
+          <w:szCs w:val="32"/>
+        </w:rPr>
+      </w:pPr>
+    </w:p>
+    <w:p>
+      <w:pPr>
+        <w:rPr>
+          <w:rFonts w:ascii="Times New Roman" w:hAnsi="Times New Roman" w:cs="Times New Roman"/>
+          <w:b/>
+          <w:sz w:val="32"/>
+          <w:szCs w:val="32"/>
+        </w:rPr>
+      </w:pPr>
+    </w:p>
+    <w:p>
+      <w:pPr>
+        <w:rPr>
+          <w:rFonts w:ascii="Times New Roman" w:hAnsi="Times New Roman" w:cs="Times New Roman"/>
+          <w:b/>
+          <w:sz w:val="32"/>
+          <w:szCs w:val="32"/>
+        </w:rPr>
+      </w:pPr>
+    </w:p>
+    <w:p>
+      <w:pPr>
+        <w:rPr>
+          <w:rFonts w:ascii="Times New Roman" w:hAnsi="Times New Roman" w:cs="Times New Roman"/>
+          <w:b/>
+          <w:sz w:val="32"/>
+          <w:szCs w:val="32"/>
+        </w:rPr>
+      </w:pPr>
+    </w:p>
+    <w:p>
+      <w:pPr>
+        <w:rPr>
+          <w:rFonts w:ascii="Times New Roman" w:hAnsi="Times New Roman" w:cs="Times New Roman"/>
+          <w:b/>
+          <w:sz w:val="32"/>
+          <w:szCs w:val="32"/>
+        </w:rPr>
+      </w:pPr>
+    </w:p>
+    <w:p>
+      <w:pPr>
+        <w:rPr>
+          <w:rFonts w:ascii="Times New Roman" w:hAnsi="Times New Roman" w:cs="Times New Roman"/>
+          <w:b/>
+          <w:sz w:val="32"/>
+          <w:szCs w:val="32"/>
+        </w:rPr>
+      </w:pPr>
+    </w:p>
+    <w:p>
+      <w:pPr>
+        <w:rPr>
+          <w:rFonts w:ascii="Times New Roman" w:hAnsi="Times New Roman" w:cs="Times New Roman"/>
+          <w:b/>
+          <w:sz w:val="32"/>
+          <w:szCs w:val="32"/>
+        </w:rPr>
+      </w:pPr>
+    </w:p>
+    <w:p>
+      <w:pPr>
+        <w:rPr>
+          <w:rFonts w:ascii="Times New Roman" w:hAnsi="Times New Roman" w:cs="Times New Roman"/>
+          <w:b/>
+          <w:sz w:val="32"/>
+          <w:szCs w:val="32"/>
+        </w:rPr>
+      </w:pPr>
+    </w:p>
+    <w:p>
+      <w:pPr>
+        <w:rPr>
+          <w:rFonts w:ascii="Times New Roman" w:hAnsi="Times New Roman" w:cs="Times New Roman"/>
+          <w:b/>
+          <w:sz w:val="32"/>
+          <w:szCs w:val="32"/>
+        </w:rPr>
+      </w:pPr>
+    </w:p>
+    <w:p>
+      <w:pPr>
+        <w:rPr>
+          <w:rFonts w:ascii="Times New Roman" w:hAnsi="Times New Roman" w:cs="Times New Roman"/>
+          <w:b/>
+          <w:sz w:val="32"/>
+          <w:szCs w:val="32"/>
+        </w:rPr>
+      </w:pPr>
       <w:bookmarkStart w:id="0" w:name="_GoBack"/>
       <w:bookmarkEnd w:id="0"/>
+    </w:p>
+    <w:p>
+      <w:pPr>
+        <w:rPr>
+          <w:rFonts w:ascii="Times New Roman" w:hAnsi="Times New Roman" w:cs="Times New Roman"/>
+          <w:b/>
+          <w:sz w:val="32"/>
+          <w:szCs w:val="32"/>
+        </w:rPr>
+      </w:pPr>
+    </w:p>
+    <w:p>
+      <w:pPr>
+        <w:rPr>
+          <w:rFonts w:ascii="Times New Roman" w:hAnsi="Times New Roman" w:cs="Times New Roman"/>
+          <w:b/>
+          <w:sz w:val="32"/>
+          <w:szCs w:val="32"/>
+        </w:rPr>
+      </w:pPr>
+    </w:p>
+    <w:p>
+      <w:pPr>
+        <w:rPr>
+          <w:rFonts w:ascii="Times New Roman" w:hAnsi="Times New Roman" w:cs="Times New Roman"/>
+          <w:b/>
+          <w:sz w:val="32"/>
+          <w:szCs w:val="32"/>
+        </w:rPr>
+      </w:pPr>
+    </w:p>
+    <w:p>
+      <w:pPr>
+        <w:rPr>
+          <w:rFonts w:ascii="Times New Roman" w:hAnsi="Times New Roman" w:cs="Times New Roman"/>
+          <w:b/>
+          <w:sz w:val="32"/>
+          <w:szCs w:val="32"/>
+        </w:rPr>
+      </w:pPr>
+    </w:p>
+    <w:p>
+      <w:pPr>
+        <w:rPr>
+          <w:rFonts w:ascii="Times New Roman" w:hAnsi="Times New Roman" w:cs="Times New Roman"/>
+          <w:b/>
+          <w:sz w:val="32"/>
+          <w:szCs w:val="32"/>
+        </w:rPr>
+      </w:pPr>
+    </w:p>
+    <w:p>
+      <w:pPr>
+        <w:rPr>
+          <w:rFonts w:ascii="Times New Roman" w:hAnsi="Times New Roman" w:cs="Times New Roman"/>
+          <w:b/>
+          <w:sz w:val="32"/>
+          <w:szCs w:val="32"/>
+        </w:rPr>
+      </w:pPr>
+    </w:p>
+    <w:p>
+      <w:pPr>
+        <w:rPr>
+          <w:rFonts w:ascii="Times New Roman" w:hAnsi="Times New Roman" w:cs="Times New Roman"/>
+          <w:b/>
+          <w:sz w:val="32"/>
+          <w:szCs w:val="32"/>
+        </w:rPr>
+      </w:pPr>
+    </w:p>
+    <w:p>
+      <w:pPr>
+        <w:rPr>
+          <w:rFonts w:ascii="Times New Roman" w:hAnsi="Times New Roman" w:cs="Times New Roman"/>
+          <w:b/>
+          <w:sz w:val="32"/>
+          <w:szCs w:val="32"/>
+        </w:rPr>
+      </w:pPr>
+    </w:p>
+    <w:p>
+      <w:pPr>
+        <w:rPr>
+          <w:rFonts w:ascii="Times New Roman" w:hAnsi="Times New Roman" w:cs="Times New Roman"/>
+          <w:b/>
+          <w:sz w:val="32"/>
+          <w:szCs w:val="32"/>
+        </w:rPr>
+      </w:pPr>
+    </w:p>
+    <w:p>
+      <w:pPr>
+        <w:rPr>
+          <w:rFonts w:ascii="Times New Roman" w:hAnsi="Times New Roman" w:cs="Times New Roman"/>
+          <w:b/>
+          <w:sz w:val="32"/>
+          <w:szCs w:val="32"/>
+        </w:rPr>
+      </w:pPr>
+    </w:p>
+    <w:p>
+      <w:pPr>
+        <w:rPr>
+          <w:rFonts w:ascii="Times New Roman" w:hAnsi="Times New Roman" w:cs="Times New Roman"/>
+          <w:b/>
+          <w:sz w:val="32"/>
+          <w:szCs w:val="32"/>
+        </w:rPr>
+      </w:pPr>
+    </w:p>
+    <w:p>
+      <w:pPr>
+        <w:rPr>
+          <w:rFonts w:ascii="Times New Roman" w:hAnsi="Times New Roman" w:cs="Times New Roman"/>
+          <w:b/>
+          <w:sz w:val="32"/>
+          <w:szCs w:val="32"/>
+        </w:rPr>
+      </w:pPr>
+      <w:r>
+        <w:rPr>
+          <w:rFonts w:ascii="Times New Roman" w:hAnsi="Times New Roman" w:cs="Times New Roman"/>
+          <w:b/>
+          <w:sz w:val="32"/>
+          <w:szCs w:val="32"/>
+        </w:rPr>
+        <w:t>FUSION MODEL</w:t>
+      </w:r>
+    </w:p>
+    <w:p>
+      <w:pPr>
+        <w:rPr>
+          <w:rFonts w:ascii="Times New Roman" w:hAnsi="Times New Roman" w:cs="Times New Roman"/>
+          <w:b/>
+          <w:sz w:val="28"/>
+          <w:szCs w:val="28"/>
+        </w:rPr>
+      </w:pPr>
+      <w:r>
+        <w:rPr>
+          <w:rFonts w:ascii="Times New Roman" w:hAnsi="Times New Roman" w:cs="Times New Roman"/>
+          <w:b/>
+          <w:sz w:val="28"/>
+          <w:szCs w:val="28"/>
+        </w:rPr>
+        <w:t>FCU</w:t>
+      </w:r>
+    </w:p>
+    <w:p>
+      <w:pPr>
+        <w:rPr>
+          <w:rFonts w:ascii="Times New Roman" w:hAnsi="Times New Roman" w:cs="Times New Roman"/>
+          <w:sz w:val="24"/>
+          <w:szCs w:val="24"/>
+        </w:rPr>
+      </w:pPr>
+      <w:r>
+        <w:rPr>
+          <w:rFonts w:ascii="Times New Roman" w:hAnsi="Times New Roman" w:cs="Times New Roman"/>
+          <w:sz w:val="24"/>
+          <w:szCs w:val="24"/>
+        </w:rPr>
+        <w:t>VIT tokens: (4, 197, 768)</w:t>
+      </w:r>
+    </w:p>
+    <w:p>
+      <w:pPr>
+        <w:rPr>
+          <w:rFonts w:ascii="Times New Roman" w:hAnsi="Times New Roman" w:cs="Times New Roman"/>
+          <w:sz w:val="24"/>
+          <w:szCs w:val="24"/>
+        </w:rPr>
+      </w:pPr>
+      <w:r>
+        <w:rPr>
+          <w:rFonts w:ascii="Times New Roman" w:hAnsi="Times New Roman" w:cs="Times New Roman"/>
+          <w:sz w:val="24"/>
+          <w:szCs w:val="24"/>
+        </w:rPr>
+        <w:t>After: (4, 512, 28, 28)</w:t>
+      </w:r>
+    </w:p>
+    <w:p>
+      <w:pPr>
+        <w:rPr>
+          <w:rFonts w:ascii="Times New Roman" w:hAnsi="Times New Roman" w:cs="Times New Roman"/>
+          <w:sz w:val="24"/>
+          <w:szCs w:val="24"/>
+        </w:rPr>
+      </w:pPr>
+      <w:r>
+        <w:rPr>
+          <w:rFonts w:ascii="Times New Roman" w:hAnsi="Times New Roman" w:cs="Times New Roman"/>
+          <w:noProof/>
+          <w:sz w:val="24"/>
+          <w:szCs w:val="24"/>
+        </w:rPr>
+        <w:drawing>
+          <wp:inline distT="0" distB="0" distL="0" distR="0" wp14:anchorId="5053BCE6" wp14:editId="4CD67EFC">
+            <wp:extent cx="4505954" cy="4525006"/>
+            <wp:effectExtent l="0" t="0" r="9525" b="0"/>
+            <wp:docPr id="1" name="Picture 1"/>
+            <wp:cNvGraphicFramePr>
+              <a:graphicFrameLocks xmlns:a="http://schemas.openxmlformats.org/drawingml/2006/main" noChangeAspect="1"/>
+            </wp:cNvGraphicFramePr>
+            <a:graphic xmlns:a="http://schemas.openxmlformats.org/drawingml/2006/main">
+              <a:graphicData uri="http://schemas.openxmlformats.org/drawingml/2006/picture">
+                <pic:pic xmlns:pic="http://schemas.openxmlformats.org/drawingml/2006/picture">
+                  <pic:nvPicPr>
+                    <pic:cNvPr id="1" name=""/>
+                    <pic:cNvPicPr/>
+                  </pic:nvPicPr>
+                  <pic:blipFill>
+                    <a:blip r:embed="rId5"/>
+                    <a:stretch>
+                      <a:fillRect/>
+                    </a:stretch>
+                  </pic:blipFill>
+                  <pic:spPr>
+                    <a:xfrm>
+                      <a:off x="0" y="0"/>
+                      <a:ext cx="4505954" cy="4525006"/>
+                    </a:xfrm>
+                    <a:prstGeom prst="rect">
+                      <a:avLst/>
+                    </a:prstGeom>
+                  </pic:spPr>
+                </pic:pic>
+              </a:graphicData>
+            </a:graphic>
+          </wp:inline>
+        </w:drawing>
+      </w:r>
+      <w:r>
+        <w:rPr>
+          <w:rFonts w:ascii="Times New Roman" w:hAnsi="Times New Roman" w:cs="Times New Roman"/>
+          <w:sz w:val="24"/>
+          <w:szCs w:val="24"/>
+        </w:rPr>
+        <w:t xml:space="preserve"> </w:t>
+      </w:r>
     </w:p>
     <w:sectPr>
       <w:pgSz w:w="12240" w:h="15840"/>
